--- a/01-项目实践/机械革命项目/SC-RRT小论文编写/SC-RRT论文-增机械臂实验版/zh/翻译全中文-第5版-完整重构-SC-RRT增加实验版.docx
+++ b/01-项目实践/机械革命项目/SC-RRT小论文编写/SC-RRT论文-增机械臂实验版/zh/翻译全中文-第5版-完整重构-SC-RRT增加实验版.docx
@@ -314,6 +314,7 @@
         <w:spacing w:line="276" w:lineRule="auto"/>
         <w:ind w:firstLineChars="0" w:firstLine="0"/>
         <w:rPr>
+          <w:rFonts w:hint="eastAsia"/>
           <w:sz w:val="21"/>
           <w:szCs w:val="21"/>
         </w:rPr>
@@ -365,7 +366,135 @@
           <w:sz w:val="21"/>
           <w:szCs w:val="21"/>
         </w:rPr>
-        <w:t>采样的路径规划算法在障碍物密集环境中，常存在无效采样过多、收敛速度慢、探索效率低下等问题。本文提出 SC-RRT 算法，即具备自适应超椭球采样机制的双向约束快速扩展随机树。该算法依托双向搜索框架，引入中间交汇点，将全局规划任务分解为两个相互协同的子问题，并为两个搜索方向构建非对称约束采样区域。本文设计自适应双超椭球约束采样（ADCS）策略，使采样集中于高潜力可行区域；同时为防止出现过度扩张或过早收缩，进而催生大量无效采样提出基于搜索状态反馈的在线调节机制（SSFOR），依据最优路径代价的变化动态调整超椭球扩张系数与启发式采样概率。实现探索与利用之间的动态平衡。二维与三维环境对比实验结果表明：相较于 Dynamic-RRT，SC-RRT 平均路径长度</w:t>
+        <w:t>采样的路径规划算法在障碍物密集环境中，常存在无效采样过多、收敛速度慢、探索效率低下等问题。本文提</w:t>
+      </w:r>
+      <w:r>
+        <w:rPr>
+          <w:rFonts w:asciiTheme="minorEastAsia" w:eastAsiaTheme="minorEastAsia" w:hAnsiTheme="minorEastAsia" w:hint="eastAsia"/>
+          <w:sz w:val="21"/>
+          <w:szCs w:val="21"/>
+        </w:rPr>
+        <w:t>出一种具有</w:t>
+      </w:r>
+      <w:r>
+        <w:rPr>
+          <w:rFonts w:asciiTheme="minorEastAsia" w:eastAsiaTheme="minorEastAsia" w:hAnsiTheme="minorEastAsia" w:hint="eastAsia"/>
+          <w:sz w:val="21"/>
+          <w:szCs w:val="21"/>
+        </w:rPr>
+        <w:t>自适应超椭球采样机制的双向约束快速扩展随机树</w:t>
+      </w:r>
+      <w:r>
+        <w:rPr>
+          <w:rFonts w:asciiTheme="minorEastAsia" w:eastAsiaTheme="minorEastAsia" w:hAnsiTheme="minorEastAsia" w:hint="eastAsia"/>
+          <w:sz w:val="21"/>
+          <w:szCs w:val="21"/>
+        </w:rPr>
+        <w:t>方法</w:t>
+      </w:r>
+      <w:r>
+        <w:rPr>
+          <w:rFonts w:asciiTheme="minorEastAsia" w:eastAsiaTheme="minorEastAsia" w:hAnsiTheme="minorEastAsia" w:hint="eastAsia"/>
+          <w:sz w:val="21"/>
+          <w:szCs w:val="21"/>
+        </w:rPr>
+        <w:t>。该算法依托双向搜索框架，引入中间交汇点，将全局规划任务分解为两个相互协同的子问题，并为两个搜索方向构建非对称约束采样区域。</w:t>
+      </w:r>
+      <w:r>
+        <w:rPr>
+          <w:rFonts w:asciiTheme="minorEastAsia" w:eastAsiaTheme="minorEastAsia" w:hAnsiTheme="minorEastAsia" w:hint="eastAsia"/>
+          <w:sz w:val="21"/>
+          <w:szCs w:val="21"/>
+        </w:rPr>
+        <w:t>通过设计</w:t>
+      </w:r>
+      <w:r>
+        <w:rPr>
+          <w:rFonts w:asciiTheme="minorEastAsia" w:eastAsiaTheme="minorEastAsia" w:hAnsiTheme="minorEastAsia" w:hint="eastAsia"/>
+          <w:sz w:val="21"/>
+          <w:szCs w:val="21"/>
+        </w:rPr>
+        <w:t>自适应双超椭球约束采样（ADCS）策略，使采样</w:t>
+      </w:r>
+      <w:r>
+        <w:rPr>
+          <w:rFonts w:asciiTheme="minorEastAsia" w:eastAsiaTheme="minorEastAsia" w:hAnsiTheme="minorEastAsia" w:hint="eastAsia"/>
+          <w:sz w:val="21"/>
+          <w:szCs w:val="21"/>
+        </w:rPr>
+        <w:t>范围始终</w:t>
+      </w:r>
+      <w:r>
+        <w:rPr>
+          <w:rFonts w:asciiTheme="minorEastAsia" w:eastAsiaTheme="minorEastAsia" w:hAnsiTheme="minorEastAsia" w:hint="eastAsia"/>
+          <w:sz w:val="21"/>
+          <w:szCs w:val="21"/>
+        </w:rPr>
+        <w:t>集中于高潜力可行区域；</w:t>
+      </w:r>
+      <w:r>
+        <w:rPr>
+          <w:rFonts w:asciiTheme="minorEastAsia" w:eastAsiaTheme="minorEastAsia" w:hAnsiTheme="minorEastAsia" w:hint="eastAsia"/>
+          <w:sz w:val="21"/>
+          <w:szCs w:val="21"/>
+        </w:rPr>
+        <w:t>并</w:t>
+      </w:r>
+      <w:r>
+        <w:rPr>
+          <w:rFonts w:asciiTheme="minorEastAsia" w:eastAsiaTheme="minorEastAsia" w:hAnsiTheme="minorEastAsia" w:hint="eastAsia"/>
+          <w:sz w:val="21"/>
+          <w:szCs w:val="21"/>
+        </w:rPr>
+        <w:t>提出基于搜索状态反馈的在线调节（SSFOR）机制</w:t>
+      </w:r>
+      <w:r>
+        <w:rPr>
+          <w:rFonts w:asciiTheme="minorEastAsia" w:eastAsiaTheme="minorEastAsia" w:hAnsiTheme="minorEastAsia"/>
+          <w:sz w:val="21"/>
+          <w:szCs w:val="21"/>
+        </w:rPr>
+        <w:t>根据各搜索方向近期最优路径代价的改善程度构造反馈偏差</w:t>
+      </w:r>
+      <w:r>
+        <w:rPr>
+          <w:rFonts w:asciiTheme="minorEastAsia" w:eastAsiaTheme="minorEastAsia" w:hAnsiTheme="minorEastAsia" w:hint="eastAsia"/>
+          <w:sz w:val="21"/>
+          <w:szCs w:val="21"/>
+        </w:rPr>
+        <w:t>，</w:t>
+      </w:r>
+      <w:r>
+        <w:rPr>
+          <w:rFonts w:asciiTheme="minorEastAsia" w:eastAsiaTheme="minorEastAsia" w:hAnsiTheme="minorEastAsia"/>
+          <w:sz w:val="21"/>
+          <w:szCs w:val="21"/>
+        </w:rPr>
+        <w:t>在搜索停滞时适当扩大搜索范围</w:t>
+      </w:r>
+      <w:r>
+        <w:rPr>
+          <w:rFonts w:asciiTheme="minorEastAsia" w:eastAsiaTheme="minorEastAsia" w:hAnsiTheme="minorEastAsia" w:hint="eastAsia"/>
+          <w:sz w:val="21"/>
+          <w:szCs w:val="21"/>
+        </w:rPr>
+        <w:t>实现探索与</w:t>
+      </w:r>
+      <w:r>
+        <w:rPr>
+          <w:rFonts w:asciiTheme="minorEastAsia" w:eastAsiaTheme="minorEastAsia" w:hAnsiTheme="minorEastAsia" w:hint="eastAsia"/>
+          <w:sz w:val="21"/>
+          <w:szCs w:val="21"/>
+        </w:rPr>
+        <w:t>开发</w:t>
+      </w:r>
+      <w:r>
+        <w:rPr>
+          <w:rFonts w:asciiTheme="minorEastAsia" w:eastAsiaTheme="minorEastAsia" w:hAnsiTheme="minorEastAsia" w:hint="eastAsia"/>
+          <w:sz w:val="21"/>
+          <w:szCs w:val="21"/>
+        </w:rPr>
+        <w:t>之间的动态平衡。二维与三维环境对比实验结果表明：相较于 Dynamic-RRT，SC-RRT 平均路径长度</w:t>
       </w:r>
       <w:proofErr w:type="gramStart"/>
       <w:r>
@@ -549,28 +678,15 @@
           <w:sz w:val="21"/>
           <w:szCs w:val="21"/>
         </w:rPr>
-        <w:t>mm，验证了规划轨迹能够在实体机器人系统中可靠执行。</w:t>
-      </w:r>
-    </w:p>
-    <w:p>
-      <w:pPr>
-        <w:pStyle w:val="af3"/>
-        <w:topLinePunct/>
-        <w:spacing w:line="276" w:lineRule="auto"/>
-        <w:ind w:firstLineChars="0"/>
-        <w:rPr>
-          <w:rFonts w:asciiTheme="minorEastAsia" w:eastAsiaTheme="minorEastAsia" w:hAnsiTheme="minorEastAsia" w:hint="eastAsia"/>
-          <w:sz w:val="21"/>
-          <w:szCs w:val="21"/>
-        </w:rPr>
-      </w:pPr>
-      <w:r>
-        <w:rPr>
-          <w:rFonts w:asciiTheme="minorEastAsia" w:eastAsiaTheme="minorEastAsia" w:hAnsiTheme="minorEastAsia" w:hint="eastAsia"/>
-          <w:sz w:val="21"/>
-          <w:szCs w:val="21"/>
-        </w:rPr>
-        <w:t>综上，SC-RRT 在路径质量、计算效率与搜索稳定性三者间实现有效均衡，并且具备从仿真环境落地至真实机器人场景的可移植性</w:t>
+        <w:t>mm，验证了规划轨迹能够在实体机器人系统中可靠执行。综上，SC-RRT 在路径质量、计算效率与搜索稳定性三者间实现有效均衡，</w:t>
+      </w:r>
+      <w:r>
+        <w:rPr>
+          <w:rFonts w:asciiTheme="minorEastAsia" w:eastAsiaTheme="minorEastAsia" w:hAnsiTheme="minorEastAsia"/>
+          <w:sz w:val="21"/>
+          <w:szCs w:val="21"/>
+        </w:rPr>
+        <w:t>并表现出较好的真实机器人应用潜力</w:t>
       </w:r>
       <w:r>
         <w:rPr>
@@ -1007,7 +1123,23 @@
           <w:sz w:val="21"/>
           <w:szCs w:val="21"/>
         </w:rPr>
-        <w:t>。由于其概率完备性及实现简单性，这类方法被广泛应用于复杂路径规划</w:t>
+        <w:t>。由于其概率完备性及实现简单性，这类方法被广泛应用于复杂路径规划问题中。然而，传统</w:t>
+      </w:r>
+      <w:r>
+        <w:rPr>
+          <w:rFonts w:hint="eastAsia"/>
+          <w:sz w:val="21"/>
+          <w:szCs w:val="21"/>
+        </w:rPr>
+        <w:t>RRT</w:t>
+      </w:r>
+      <w:r>
+        <w:rPr>
+          <w:rFonts w:hint="eastAsia"/>
+          <w:sz w:val="21"/>
+          <w:szCs w:val="21"/>
+        </w:rPr>
+        <w:t>方法高度依赖随机采样机制，容易导致节点冗余、搜索效率低下</w:t>
       </w:r>
       <w:r>
         <w:rPr>
@@ -1016,23 +1148,7 @@
           <w:szCs w:val="21"/>
         </w:rPr>
         <w:lastRenderedPageBreak/>
-        <w:t>问题中。然而，传统</w:t>
-      </w:r>
-      <w:r>
-        <w:rPr>
-          <w:rFonts w:hint="eastAsia"/>
-          <w:sz w:val="21"/>
-          <w:szCs w:val="21"/>
-        </w:rPr>
-        <w:t>RRT</w:t>
-      </w:r>
-      <w:r>
-        <w:rPr>
-          <w:rFonts w:hint="eastAsia"/>
-          <w:sz w:val="21"/>
-          <w:szCs w:val="21"/>
-        </w:rPr>
-        <w:t>方法高度依赖随机采样机制，容易导致节点冗余、搜索效率低下以及路径几何形态不规则等问题，尤其在大规模环境、障碍密集区域以及窄通道场景中表现更为明显</w:t>
+        <w:t>以及路径几何形态不规则等问题，尤其在大规模环境、障碍密集区域以及窄通道场景中表现更为明显</w:t>
       </w:r>
       <w:r>
         <w:rPr>
@@ -1418,7 +1534,7 @@
           <w:sz w:val="21"/>
           <w:szCs w:val="21"/>
         </w:rPr>
-        <w:t>方法在两侧分别构建非对称超椭球采样区域，并可根据各自搜索状态独立调整其扩张与收缩，从而提升采样效率并保持必要的探索能力。</w:t>
+        <w:t>方法在</w:t>
       </w:r>
     </w:p>
     <w:p>
@@ -1436,23 +1552,22 @@
           <w:sz w:val="21"/>
           <w:szCs w:val="21"/>
         </w:rPr>
-        <w:t>此外，本文进一步提出基于搜索状态反馈的在线调节机制（</w:t>
-      </w:r>
-      <w:r>
-        <w:rPr>
-          <w:rFonts w:hint="eastAsia"/>
-          <w:sz w:val="21"/>
-          <w:szCs w:val="21"/>
-        </w:rPr>
-        <w:t>SSFOR</w:t>
-      </w:r>
-      <w:r>
-        <w:rPr>
-          <w:rFonts w:hint="eastAsia"/>
-          <w:sz w:val="21"/>
-          <w:szCs w:val="21"/>
-        </w:rPr>
-        <w:t>）。该机制利用当前最优路径代价的变化趋势，对超椭球扩张因子及启发式采样概率进行自适应调整。在搜索初期或陷入停滞阶段，适当放宽约束以扩大搜索范围；在路径持续优化阶段，则逐步收紧约束以提高有效采样密度并抑制冗余扩展，从而实现探索与开发之间的动态平衡。</w:t>
+        <w:t>两侧分别构建非对称超椭球采样区域，</w:t>
+      </w:r>
+      <w:r>
+        <w:rPr>
+          <w:sz w:val="21"/>
+          <w:szCs w:val="21"/>
+        </w:rPr>
+        <w:t>并根据两侧独立的路径代价估计形成不同的约束范围</w:t>
+      </w:r>
+      <w:r>
+        <w:rPr>
+          <w:rFonts w:hint="eastAsia"/>
+          <w:sz w:val="21"/>
+          <w:szCs w:val="21"/>
+        </w:rPr>
+        <w:t>，从而提升采样效率并保持必要的探索能力。</w:t>
       </w:r>
     </w:p>
     <w:p>
@@ -1470,55 +1585,23 @@
           <w:sz w:val="21"/>
           <w:szCs w:val="21"/>
         </w:rPr>
-        <w:t>本文方法在二维与三维环境中进行了系统验证，并以</w:t>
-      </w:r>
-      <w:r>
-        <w:rPr>
-          <w:rFonts w:hint="eastAsia"/>
-          <w:sz w:val="21"/>
-          <w:szCs w:val="21"/>
-        </w:rPr>
-        <w:t>Dynamic-RRT</w:t>
-      </w:r>
-      <w:r>
-        <w:rPr>
-          <w:rFonts w:hint="eastAsia"/>
-          <w:sz w:val="21"/>
-          <w:szCs w:val="21"/>
-        </w:rPr>
-        <w:t>及多种典型</w:t>
-      </w:r>
-      <w:r>
-        <w:rPr>
-          <w:rFonts w:hint="eastAsia"/>
-          <w:sz w:val="21"/>
-          <w:szCs w:val="21"/>
-        </w:rPr>
-        <w:t>RRT</w:t>
-      </w:r>
-      <w:r>
-        <w:rPr>
-          <w:rFonts w:hint="eastAsia"/>
-          <w:sz w:val="21"/>
-          <w:szCs w:val="21"/>
-        </w:rPr>
-        <w:t>方法作为对比基线，从路径长度、规划时间、节点数量及路径效率等指标对算法性能进行评估。此外，在真实六自由度机械臂系统中进行了实验验证，基于</w:t>
-      </w:r>
-      <w:r>
-        <w:rPr>
-          <w:rFonts w:hint="eastAsia"/>
-          <w:sz w:val="21"/>
-          <w:szCs w:val="21"/>
-        </w:rPr>
-        <w:t>RGB-D</w:t>
-      </w:r>
-      <w:r>
-        <w:rPr>
-          <w:rFonts w:hint="eastAsia"/>
-          <w:sz w:val="21"/>
-          <w:szCs w:val="21"/>
-        </w:rPr>
-        <w:t>感知的非结构化三维环境实现多目标连续轨迹规划与执行，以验证方法的实际可用性与工程适应性。</w:t>
+        <w:t>此外，本文进一步提出基于搜索状态反馈的在线调节机制（</w:t>
+      </w:r>
+      <w:r>
+        <w:rPr>
+          <w:rFonts w:hint="eastAsia"/>
+          <w:sz w:val="21"/>
+          <w:szCs w:val="21"/>
+        </w:rPr>
+        <w:t>SSFOR</w:t>
+      </w:r>
+      <w:r>
+        <w:rPr>
+          <w:rFonts w:hint="eastAsia"/>
+          <w:sz w:val="21"/>
+          <w:szCs w:val="21"/>
+        </w:rPr>
+        <w:t>）。该机制利用当前最优路径代价的变化趋势，对超椭球扩张因子及启发式采样概率进行自适应调整。在搜索初期或陷入停滞阶段，适当放宽约束以扩大搜索范围；在路径持续优化阶段，则逐步收紧约束以提高有效采样密度并抑制冗余扩展，从而实现探索与开发之间的动态平衡。</w:t>
       </w:r>
     </w:p>
     <w:p>
@@ -1536,52 +1619,23 @@
           <w:sz w:val="21"/>
           <w:szCs w:val="21"/>
         </w:rPr>
-        <w:t>本文主要贡献如下：</w:t>
-      </w:r>
-    </w:p>
-    <w:p>
-      <w:pPr>
-        <w:spacing w:line="276" w:lineRule="auto"/>
-        <w:ind w:firstLineChars="100" w:firstLine="210"/>
-        <w:rPr>
-          <w:sz w:val="21"/>
-          <w:szCs w:val="21"/>
-        </w:rPr>
-      </w:pPr>
-      <w:r>
-        <w:rPr>
-          <w:rFonts w:hint="eastAsia"/>
-          <w:sz w:val="21"/>
-          <w:szCs w:val="21"/>
-        </w:rPr>
-        <w:lastRenderedPageBreak/>
-        <w:t>1</w:t>
-      </w:r>
-      <w:proofErr w:type="gramStart"/>
-      <w:r>
-        <w:rPr>
-          <w:rFonts w:hint="eastAsia"/>
-          <w:sz w:val="21"/>
-          <w:szCs w:val="21"/>
-        </w:rPr>
-        <w:t xml:space="preserve">. </w:t>
-      </w:r>
-      <w:r>
-        <w:rPr>
-          <w:rFonts w:hint="eastAsia"/>
-          <w:sz w:val="21"/>
-          <w:szCs w:val="21"/>
-        </w:rPr>
-        <w:t>提出</w:t>
-      </w:r>
-      <w:proofErr w:type="gramEnd"/>
-      <w:r>
-        <w:rPr>
-          <w:rFonts w:hint="eastAsia"/>
-          <w:sz w:val="21"/>
-          <w:szCs w:val="21"/>
-        </w:rPr>
-        <w:t>一种基于超椭球约束的双向</w:t>
+        <w:t>本文方法在二维与三维环境中进行了系统验证，并以</w:t>
+      </w:r>
+      <w:r>
+        <w:rPr>
+          <w:rFonts w:hint="eastAsia"/>
+          <w:sz w:val="21"/>
+          <w:szCs w:val="21"/>
+        </w:rPr>
+        <w:t>Dynamic-RRT</w:t>
+      </w:r>
+      <w:r>
+        <w:rPr>
+          <w:rFonts w:hint="eastAsia"/>
+          <w:sz w:val="21"/>
+          <w:szCs w:val="21"/>
+        </w:rPr>
+        <w:t>及多种典型</w:t>
       </w:r>
       <w:r>
         <w:rPr>
@@ -1597,23 +1651,23 @@
           <w:sz w:val="21"/>
           <w:szCs w:val="21"/>
         </w:rPr>
-        <w:t>框架（</w:t>
-      </w:r>
-      <w:r>
-        <w:rPr>
-          <w:rFonts w:hint="eastAsia"/>
-          <w:sz w:val="21"/>
-          <w:szCs w:val="21"/>
-        </w:rPr>
-        <w:t>SC-RRT</w:t>
-      </w:r>
-      <w:r>
-        <w:rPr>
-          <w:rFonts w:hint="eastAsia"/>
-          <w:sz w:val="21"/>
-          <w:szCs w:val="21"/>
-        </w:rPr>
-        <w:t>），通过引入中间汇合点将全局规划问题分解为两个协同子问题，为双向独立约束采样提供结构基础。</w:t>
+        <w:t>方法作为对比基线，从路径长度、规划时间、节点数量及路径效率等指标对算法性能进行评估。此外，在真实六自由度机械臂系统中进行了实验验证，基于</w:t>
+      </w:r>
+      <w:r>
+        <w:rPr>
+          <w:rFonts w:hint="eastAsia"/>
+          <w:sz w:val="21"/>
+          <w:szCs w:val="21"/>
+        </w:rPr>
+        <w:t>RGB-D</w:t>
+      </w:r>
+      <w:r>
+        <w:rPr>
+          <w:rFonts w:hint="eastAsia"/>
+          <w:sz w:val="21"/>
+          <w:szCs w:val="21"/>
+        </w:rPr>
+        <w:t>感知的非结构化三维环境实现多目标连续轨迹规划与执行，以验证方法的实际可用性与工程适应性。</w:t>
       </w:r>
     </w:p>
     <w:p>
@@ -1631,49 +1685,7 @@
           <w:sz w:val="21"/>
           <w:szCs w:val="21"/>
         </w:rPr>
-        <w:t>2</w:t>
-      </w:r>
-      <w:proofErr w:type="gramStart"/>
-      <w:r>
-        <w:rPr>
-          <w:rFonts w:hint="eastAsia"/>
-          <w:sz w:val="21"/>
-          <w:szCs w:val="21"/>
-        </w:rPr>
-        <w:t xml:space="preserve">. </w:t>
-      </w:r>
-      <w:r>
-        <w:rPr>
-          <w:rFonts w:hint="eastAsia"/>
-          <w:sz w:val="21"/>
-          <w:szCs w:val="21"/>
-        </w:rPr>
-        <w:t>提出</w:t>
-      </w:r>
-      <w:proofErr w:type="gramEnd"/>
-      <w:r>
-        <w:rPr>
-          <w:rFonts w:hint="eastAsia"/>
-          <w:sz w:val="21"/>
-          <w:szCs w:val="21"/>
-        </w:rPr>
-        <w:t>自适应双超椭球约束采样策略（</w:t>
-      </w:r>
-      <w:r>
-        <w:rPr>
-          <w:rFonts w:hint="eastAsia"/>
-          <w:sz w:val="21"/>
-          <w:szCs w:val="21"/>
-        </w:rPr>
-        <w:t>ADCS</w:t>
-      </w:r>
-      <w:r>
-        <w:rPr>
-          <w:rFonts w:hint="eastAsia"/>
-          <w:sz w:val="21"/>
-          <w:szCs w:val="21"/>
-        </w:rPr>
-        <w:t>），在双向搜索中构建非对称采样区域，并根据各自搜索状态独立调整其形状与范围，从而提升采样效率与探索能力。</w:t>
+        <w:t>本文主要贡献如下：</w:t>
       </w:r>
     </w:p>
     <w:p>
@@ -1691,7 +1703,7 @@
           <w:sz w:val="21"/>
           <w:szCs w:val="21"/>
         </w:rPr>
-        <w:t>3</w:t>
+        <w:t>1</w:t>
       </w:r>
       <w:proofErr w:type="gramStart"/>
       <w:r>
@@ -1717,23 +1729,48 @@
           <w:sz w:val="21"/>
           <w:szCs w:val="21"/>
         </w:rPr>
-        <w:t>基于搜索状态反馈的在线调节机制（</w:t>
-      </w:r>
-      <w:r>
-        <w:rPr>
-          <w:rFonts w:hint="eastAsia"/>
-          <w:sz w:val="21"/>
-          <w:szCs w:val="21"/>
-        </w:rPr>
-        <w:t>SSFOR</w:t>
-      </w:r>
-      <w:r>
-        <w:rPr>
-          <w:rFonts w:hint="eastAsia"/>
-          <w:sz w:val="21"/>
-          <w:szCs w:val="21"/>
-        </w:rPr>
-        <w:t>），通过路径代价变化动态调整约束采样强度与启发式采样概率，有效缓解代价估计误差带来的性能波动。</w:t>
+        <w:t>一种基于超椭球约束的双向</w:t>
+      </w:r>
+      <w:r>
+        <w:rPr>
+          <w:rFonts w:hint="eastAsia"/>
+          <w:sz w:val="21"/>
+          <w:szCs w:val="21"/>
+        </w:rPr>
+        <w:t>RRT</w:t>
+      </w:r>
+      <w:r>
+        <w:rPr>
+          <w:rFonts w:hint="eastAsia"/>
+          <w:sz w:val="21"/>
+          <w:szCs w:val="21"/>
+        </w:rPr>
+        <w:t>框架（</w:t>
+      </w:r>
+      <w:r>
+        <w:rPr>
+          <w:rFonts w:hint="eastAsia"/>
+          <w:sz w:val="21"/>
+          <w:szCs w:val="21"/>
+        </w:rPr>
+        <w:t>SC-RRT</w:t>
+      </w:r>
+      <w:r>
+        <w:rPr>
+          <w:rFonts w:hint="eastAsia"/>
+          <w:sz w:val="21"/>
+          <w:szCs w:val="21"/>
+        </w:rPr>
+        <w:t>），通过引入中间汇合点将全局</w:t>
+      </w:r>
+      <w:r>
+        <w:rPr>
+          <w:rFonts w:hint="eastAsia"/>
+          <w:sz w:val="21"/>
+          <w:szCs w:val="21"/>
+        </w:rPr>
+        <w:lastRenderedPageBreak/>
+        <w:t>规划问题分解为两个协同子问题，为双向独立约束采样提供结构基础。</w:t>
       </w:r>
     </w:p>
     <w:p>
@@ -1751,6 +1788,220 @@
           <w:sz w:val="21"/>
           <w:szCs w:val="21"/>
         </w:rPr>
+        <w:t>2</w:t>
+      </w:r>
+      <w:proofErr w:type="gramStart"/>
+      <w:r>
+        <w:rPr>
+          <w:rFonts w:hint="eastAsia"/>
+          <w:sz w:val="21"/>
+          <w:szCs w:val="21"/>
+        </w:rPr>
+        <w:t xml:space="preserve">. </w:t>
+      </w:r>
+      <w:r>
+        <w:rPr>
+          <w:sz w:val="21"/>
+          <w:szCs w:val="21"/>
+        </w:rPr>
+        <w:t>提出</w:t>
+      </w:r>
+      <w:proofErr w:type="gramEnd"/>
+      <w:r>
+        <w:rPr>
+          <w:sz w:val="21"/>
+          <w:szCs w:val="21"/>
+        </w:rPr>
+        <w:t>自适应</w:t>
+      </w:r>
+      <w:r>
+        <w:rPr>
+          <w:rFonts w:hint="eastAsia"/>
+          <w:sz w:val="21"/>
+          <w:szCs w:val="21"/>
+        </w:rPr>
+        <w:t>非对称</w:t>
+      </w:r>
+      <w:r>
+        <w:rPr>
+          <w:sz w:val="21"/>
+          <w:szCs w:val="21"/>
+        </w:rPr>
+        <w:t>双椭球约束采样策略（</w:t>
+      </w:r>
+      <w:r>
+        <w:rPr>
+          <w:sz w:val="21"/>
+          <w:szCs w:val="21"/>
+        </w:rPr>
+        <w:t>ADCS</w:t>
+      </w:r>
+      <w:r>
+        <w:rPr>
+          <w:sz w:val="21"/>
+          <w:szCs w:val="21"/>
+        </w:rPr>
+        <w:t>），在双向搜索中分别构建</w:t>
+      </w:r>
+      <w:r>
+        <w:rPr>
+          <w:rFonts w:hint="eastAsia"/>
+          <w:sz w:val="21"/>
+          <w:szCs w:val="21"/>
+        </w:rPr>
+        <w:t>约束</w:t>
+      </w:r>
+      <w:r>
+        <w:rPr>
+          <w:sz w:val="21"/>
+          <w:szCs w:val="21"/>
+        </w:rPr>
+        <w:t>采样区域，并结合</w:t>
+      </w:r>
+      <w:r>
+        <w:rPr>
+          <w:rFonts w:hint="eastAsia"/>
+          <w:sz w:val="21"/>
+          <w:szCs w:val="21"/>
+        </w:rPr>
+        <w:t>方向特定</w:t>
+      </w:r>
+      <w:r>
+        <w:rPr>
+          <w:sz w:val="21"/>
+          <w:szCs w:val="21"/>
+        </w:rPr>
+        <w:t>的路径代价估计形成差异化</w:t>
+      </w:r>
+      <w:r>
+        <w:rPr>
+          <w:rFonts w:hint="eastAsia"/>
+          <w:sz w:val="21"/>
+          <w:szCs w:val="21"/>
+        </w:rPr>
+        <w:t>采样</w:t>
+      </w:r>
+      <w:r>
+        <w:rPr>
+          <w:sz w:val="21"/>
+          <w:szCs w:val="21"/>
+        </w:rPr>
+        <w:t>范围，从而提升采样效率与探索能力</w:t>
+      </w:r>
+      <w:r>
+        <w:rPr>
+          <w:rFonts w:hint="eastAsia"/>
+          <w:sz w:val="21"/>
+          <w:szCs w:val="21"/>
+        </w:rPr>
+        <w:t>。</w:t>
+      </w:r>
+    </w:p>
+    <w:p>
+      <w:pPr>
+        <w:spacing w:line="276" w:lineRule="auto"/>
+        <w:ind w:firstLine="420"/>
+        <w:rPr>
+          <w:sz w:val="21"/>
+          <w:szCs w:val="21"/>
+        </w:rPr>
+      </w:pPr>
+      <w:r>
+        <w:rPr>
+          <w:rFonts w:hint="eastAsia"/>
+          <w:sz w:val="21"/>
+          <w:szCs w:val="21"/>
+        </w:rPr>
+        <w:t>3</w:t>
+      </w:r>
+      <w:proofErr w:type="gramStart"/>
+      <w:r>
+        <w:rPr>
+          <w:rFonts w:hint="eastAsia"/>
+          <w:sz w:val="21"/>
+          <w:szCs w:val="21"/>
+        </w:rPr>
+        <w:t xml:space="preserve">. </w:t>
+      </w:r>
+      <w:r>
+        <w:rPr>
+          <w:rFonts w:hint="eastAsia"/>
+          <w:sz w:val="21"/>
+          <w:szCs w:val="21"/>
+        </w:rPr>
+        <w:t>提出</w:t>
+      </w:r>
+      <w:proofErr w:type="gramEnd"/>
+      <w:r>
+        <w:rPr>
+          <w:rFonts w:hint="eastAsia"/>
+          <w:sz w:val="21"/>
+          <w:szCs w:val="21"/>
+        </w:rPr>
+        <w:t>基于搜索状态反馈的在线调节机制（</w:t>
+      </w:r>
+      <w:r>
+        <w:rPr>
+          <w:rFonts w:hint="eastAsia"/>
+          <w:sz w:val="21"/>
+          <w:szCs w:val="21"/>
+        </w:rPr>
+        <w:t>SSFOR</w:t>
+      </w:r>
+      <w:r>
+        <w:rPr>
+          <w:rFonts w:hint="eastAsia"/>
+          <w:sz w:val="21"/>
+          <w:szCs w:val="21"/>
+        </w:rPr>
+        <w:t>），</w:t>
+      </w:r>
+      <w:r>
+        <w:rPr>
+          <w:sz w:val="21"/>
+          <w:szCs w:val="21"/>
+        </w:rPr>
+        <w:t>根据各搜索方向近期最优路径代价的改善程度构造反馈偏差，并通过直接映射方式在线调节超椭球扩张系数与启发式采样概率</w:t>
+      </w:r>
+      <w:r>
+        <w:rPr>
+          <w:rFonts w:hint="eastAsia"/>
+          <w:sz w:val="21"/>
+          <w:szCs w:val="21"/>
+        </w:rPr>
+        <w:t>，有效</w:t>
+      </w:r>
+      <w:r>
+        <w:rPr>
+          <w:sz w:val="21"/>
+          <w:szCs w:val="21"/>
+        </w:rPr>
+        <w:t>缓解固定约束参数引起的过度扩张或过早收缩问题</w:t>
+      </w:r>
+      <w:r>
+        <w:rPr>
+          <w:rFonts w:hint="eastAsia"/>
+          <w:sz w:val="21"/>
+          <w:szCs w:val="21"/>
+        </w:rPr>
+        <w:t>。</w:t>
+      </w:r>
+    </w:p>
+    <w:p>
+      <w:pPr>
+        <w:spacing w:line="276" w:lineRule="auto"/>
+        <w:ind w:firstLine="420"/>
+        <w:rPr>
+          <w:sz w:val="21"/>
+          <w:szCs w:val="21"/>
+        </w:rPr>
+      </w:pPr>
+      <w:r>
+        <w:rPr>
+          <w:rFonts w:hint="eastAsia"/>
+          <w:sz w:val="21"/>
+          <w:szCs w:val="21"/>
+        </w:rPr>
         <w:t>4</w:t>
       </w:r>
       <w:proofErr w:type="gramStart"/>
@@ -1764,36 +2015,57 @@
       </w:r>
       <w:r>
         <w:rPr>
+          <w:sz w:val="21"/>
+          <w:szCs w:val="21"/>
+        </w:rPr>
+        <w:t>通过</w:t>
+      </w:r>
+      <w:proofErr w:type="gramEnd"/>
+      <w:r>
+        <w:rPr>
+          <w:sz w:val="21"/>
+          <w:szCs w:val="21"/>
+        </w:rPr>
+        <w:t>二维、三维仿真以及真实六自由度机械臂实验对所提方法进行验证</w:t>
+      </w:r>
+      <w:r>
+        <w:rPr>
+          <w:rFonts w:hint="eastAsia"/>
+          <w:sz w:val="21"/>
+          <w:szCs w:val="21"/>
+        </w:rPr>
+        <w:t>，结果表明</w:t>
+      </w:r>
+      <w:r>
+        <w:rPr>
+          <w:rFonts w:hint="eastAsia"/>
+          <w:sz w:val="21"/>
+          <w:szCs w:val="21"/>
+        </w:rPr>
+        <w:t>SC-RRT</w:t>
+      </w:r>
+      <w:r>
+        <w:rPr>
           <w:rFonts w:hint="eastAsia"/>
           <w:sz w:val="21"/>
           <w:szCs w:val="21"/>
         </w:rPr>
         <w:t>在</w:t>
       </w:r>
-      <w:proofErr w:type="gramEnd"/>
-      <w:r>
-        <w:rPr>
-          <w:rFonts w:hint="eastAsia"/>
-          <w:sz w:val="21"/>
-          <w:szCs w:val="21"/>
-        </w:rPr>
-        <w:t>仿真与真实机器人系统中对所提方法进行验证，结果表明</w:t>
-      </w:r>
-      <w:r>
-        <w:rPr>
-          <w:rFonts w:hint="eastAsia"/>
-          <w:sz w:val="21"/>
-          <w:szCs w:val="21"/>
-        </w:rPr>
-        <w:t>SC-RRT</w:t>
-      </w:r>
-      <w:r>
-        <w:rPr>
-          <w:rFonts w:hint="eastAsia"/>
-          <w:sz w:val="21"/>
-          <w:szCs w:val="21"/>
-        </w:rPr>
-        <w:t>在路径质量、计算效率及实际可执行性方面均具有良好表现。</w:t>
+      <w:r>
+        <w:rPr>
+          <w:sz w:val="21"/>
+          <w:szCs w:val="21"/>
+        </w:rPr>
+        <w:t>保持较高路径质量的同时能够显著降低规划时间和采样节点数量，并具有良好的实际轨迹执行能力</w:t>
+      </w:r>
+      <w:r>
+        <w:rPr>
+          <w:rFonts w:hint="eastAsia"/>
+          <w:sz w:val="21"/>
+          <w:szCs w:val="21"/>
+        </w:rPr>
+        <w:t>。</w:t>
       </w:r>
     </w:p>
     <w:p>
@@ -2087,10 +2359,10 @@
             <v:path o:extrusionok="f" gradientshapeok="t" o:connecttype="rect"/>
             <o:lock v:ext="edit" aspectratio="t"/>
           </v:shapetype>
-          <v:shape id="_x0000_i1025" type="#_x0000_t75" style="width:29.95pt;height:13.15pt" o:ole="">
+          <v:shape id="_x0000_i1080" type="#_x0000_t75" style="width:29.95pt;height:13.15pt" o:ole="">
             <v:imagedata r:id="rId14" o:title=""/>
           </v:shape>
-          <o:OLEObject Type="Embed" ProgID="Equation.DSMT4" ShapeID="_x0000_i1025" DrawAspect="Content" ObjectID="_1849525230" r:id="rId15"/>
+          <o:OLEObject Type="Embed" ProgID="Equation.DSMT4" ShapeID="_x0000_i1080" DrawAspect="Content" ObjectID="_1849636506" r:id="rId15"/>
         </w:object>
       </w:r>
     </w:p>
@@ -2208,10 +2480,10 @@
           <w:position w:val="-14"/>
         </w:rPr>
         <w:object w:dxaOrig="1480" w:dyaOrig="360" w14:anchorId="0B748C75">
-          <v:shape id="_x0000_i1026" type="#_x0000_t75" style="width:73.85pt;height:18.15pt" o:ole="">
+          <v:shape id="_x0000_i1081" type="#_x0000_t75" style="width:73.85pt;height:18.15pt" o:ole="">
             <v:imagedata r:id="rId16" o:title=""/>
           </v:shape>
-          <o:OLEObject Type="Embed" ProgID="Equation.DSMT4" ShapeID="_x0000_i1026" DrawAspect="Content" ObjectID="_1849525231" r:id="rId17"/>
+          <o:OLEObject Type="Embed" ProgID="Equation.DSMT4" ShapeID="_x0000_i1081" DrawAspect="Content" ObjectID="_1849636507" r:id="rId17"/>
         </w:object>
       </w:r>
     </w:p>
@@ -2578,7 +2850,7 @@
         </w:rPr>
         <w:lastRenderedPageBreak/>
         <w:drawing>
-          <wp:inline distT="0" distB="0" distL="0" distR="0" wp14:anchorId="296A65B9" wp14:editId="26CA0FBF">
+          <wp:inline distT="0" distB="0" distL="0" distR="0" wp14:anchorId="296A65B9" wp14:editId="49AF8482">
             <wp:extent cx="5166000" cy="3060000"/>
             <wp:effectExtent l="0" t="0" r="0" b="7620"/>
             <wp:docPr id="658848872" name="图片 1"/>
@@ -2809,22 +3081,107 @@
           <w:sz w:val="21"/>
           <w:szCs w:val="21"/>
         </w:rPr>
-        <w:t xml:space="preserve">Dual-Super-Ellipsoid Constrained Sampling (ADCS) strategy, as illustrated in Fig. 2, to adaptively regulate the sampling domains during bidirectional tree expansion. For either search direction, the constrained sampling region is constructed according to the corresponding search state. </w:t>
-      </w:r>
-      <w:r>
-        <w:rPr>
-          <w:rFonts w:hint="eastAsia"/>
-          <w:sz w:val="21"/>
-          <w:szCs w:val="21"/>
-        </w:rPr>
-        <w:t>T</w:t>
-      </w:r>
-      <w:r>
-        <w:rPr>
-          <w:sz w:val="21"/>
-          <w:szCs w:val="21"/>
-        </w:rPr>
-        <w:t>he constrained sampling subset is defined as</w:t>
+        <w:t>Dual-Super-Ellipsoid Constrained Sampling (ADCS) strategy, as illustrated in Fig. 2, to adaptively regulate the sampling domains during bidirectional tree expansion.</w:t>
+      </w:r>
+      <w:r>
+        <w:rPr>
+          <w:sz w:val="21"/>
+          <w:szCs w:val="21"/>
+        </w:rPr>
+        <w:t xml:space="preserve"> The two search directions are indexed by</w:t>
+      </w:r>
+      <w:r>
+        <w:rPr>
+          <w:rFonts w:hint="eastAsia"/>
+          <w:sz w:val="21"/>
+          <w:szCs w:val="21"/>
+        </w:rPr>
+        <w:t xml:space="preserve"> </w:t>
+      </w:r>
+      <w:proofErr w:type="spellStart"/>
+      <w:r>
+        <w:rPr>
+          <w:rFonts w:hint="eastAsia"/>
+          <w:sz w:val="21"/>
+          <w:szCs w:val="21"/>
+        </w:rPr>
+        <w:t>i</w:t>
+      </w:r>
+      <w:proofErr w:type="spellEnd"/>
+      <w:r>
+        <w:rPr>
+          <w:rFonts w:hint="eastAsia"/>
+          <w:sz w:val="21"/>
+          <w:szCs w:val="21"/>
+        </w:rPr>
+        <w:t>∈</w:t>
+      </w:r>
+      <w:r>
+        <w:rPr>
+          <w:rFonts w:hint="eastAsia"/>
+          <w:sz w:val="21"/>
+          <w:szCs w:val="21"/>
+        </w:rPr>
+        <w:t>{A,B},</w:t>
+      </w:r>
+      <w:r>
+        <w:rPr>
+          <w:rFonts w:hint="eastAsia"/>
+          <w:sz w:val="21"/>
+          <w:szCs w:val="21"/>
+        </w:rPr>
+        <w:t xml:space="preserve"> </w:t>
+      </w:r>
+      <w:r>
+        <w:rPr>
+          <w:rFonts w:hint="eastAsia"/>
+          <w:sz w:val="21"/>
+          <w:szCs w:val="21"/>
+        </w:rPr>
+        <w:t xml:space="preserve">where A and B denote the </w:t>
+      </w:r>
+      <w:r>
+        <w:rPr>
+          <w:sz w:val="21"/>
+          <w:szCs w:val="21"/>
+        </w:rPr>
+        <w:t>start-side and goal-side searches, respectively</w:t>
+      </w:r>
+      <w:r>
+        <w:rPr>
+          <w:rFonts w:hint="eastAsia"/>
+          <w:sz w:val="21"/>
+          <w:szCs w:val="21"/>
+        </w:rPr>
+        <w:t>.</w:t>
+      </w:r>
+      <w:r>
+        <w:rPr>
+          <w:sz w:val="21"/>
+          <w:szCs w:val="21"/>
+        </w:rPr>
+        <w:t xml:space="preserve"> For </w:t>
+      </w:r>
+      <w:r>
+        <w:rPr>
+          <w:sz w:val="21"/>
+          <w:szCs w:val="21"/>
+        </w:rPr>
+        <w:t xml:space="preserve">each </w:t>
+      </w:r>
+      <w:r>
+        <w:rPr>
+          <w:sz w:val="21"/>
+          <w:szCs w:val="21"/>
+        </w:rPr>
+        <w:t xml:space="preserve">search direction, </w:t>
+      </w:r>
+      <w:r>
+        <w:rPr>
+          <w:sz w:val="21"/>
+          <w:szCs w:val="21"/>
+        </w:rPr>
+        <w:t>the corresponding constrained sampling region is constructed according to its current search state. The constrained sampling subset is defined as</w:t>
       </w:r>
       <w:r>
         <w:rPr>
@@ -2846,10 +3203,10 @@
           <w:position w:val="-14"/>
         </w:rPr>
         <w:object w:dxaOrig="6940" w:dyaOrig="400" w14:anchorId="7FF57CF0">
-          <v:shape id="_x0000_i1033" type="#_x0000_t75" style="width:346.35pt;height:20.25pt" o:ole="">
+          <v:shape id="_x0000_i1082" type="#_x0000_t75" style="width:346.35pt;height:20.25pt" o:ole="">
             <v:imagedata r:id="rId19" o:title=""/>
           </v:shape>
-          <o:OLEObject Type="Embed" ProgID="Equation.DSMT4" ShapeID="_x0000_i1033" DrawAspect="Content" ObjectID="_1849525232" r:id="rId20"/>
+          <o:OLEObject Type="Embed" ProgID="Equation.DSMT4" ShapeID="_x0000_i1082" DrawAspect="Content" ObjectID="_1849636508" r:id="rId20"/>
         </w:object>
       </w:r>
     </w:p>
@@ -2915,28 +3272,84 @@
           <w:sz w:val="21"/>
           <w:szCs w:val="21"/>
         </w:rPr>
-        <w:t xml:space="preserve">denotes the expansion coefficient </w:t>
-      </w:r>
-      <w:r>
-        <w:rPr>
-          <w:sz w:val="21"/>
-          <w:szCs w:val="21"/>
-        </w:rPr>
-        <w:t xml:space="preserve">regulated </w:t>
-      </w:r>
-      <w:r>
-        <w:rPr>
-          <w:sz w:val="21"/>
-          <w:szCs w:val="21"/>
-        </w:rPr>
-        <w:t>by the SSFOR mechanism</w:t>
-      </w:r>
-      <w:r>
-        <w:rPr>
-          <w:sz w:val="21"/>
-          <w:szCs w:val="21"/>
-        </w:rPr>
-        <w:t>;</w:t>
+        <w:t xml:space="preserve">denotes the expansion </w:t>
+      </w:r>
+      <w:r>
+        <w:rPr>
+          <w:sz w:val="21"/>
+          <w:szCs w:val="21"/>
+        </w:rPr>
+        <w:t xml:space="preserve">coefficient </w:t>
+      </w:r>
+      <w:r>
+        <w:rPr>
+          <w:sz w:val="21"/>
+          <w:szCs w:val="21"/>
+        </w:rPr>
+        <w:t xml:space="preserve">for </w:t>
+      </w:r>
+      <w:r>
+        <w:rPr>
+          <w:sz w:val="21"/>
+          <w:szCs w:val="21"/>
+        </w:rPr>
+        <w:t>search direction</w:t>
+      </w:r>
+      <w:r>
+        <w:rPr>
+          <w:rFonts w:hint="eastAsia"/>
+          <w:sz w:val="21"/>
+          <w:szCs w:val="21"/>
+        </w:rPr>
+        <w:t xml:space="preserve"> </w:t>
+      </w:r>
+      <w:proofErr w:type="spellStart"/>
+      <w:r>
+        <w:rPr>
+          <w:rFonts w:hint="eastAsia"/>
+          <w:sz w:val="21"/>
+          <w:szCs w:val="21"/>
+        </w:rPr>
+        <w:t>i</w:t>
+      </w:r>
+      <w:proofErr w:type="spellEnd"/>
+      <w:r>
+        <w:rPr>
+          <w:rFonts w:hint="eastAsia"/>
+          <w:sz w:val="21"/>
+          <w:szCs w:val="21"/>
+        </w:rPr>
+        <w:t>, p</w:t>
+      </w:r>
+      <w:r>
+        <w:rPr>
+          <w:rFonts w:hint="eastAsia"/>
+          <w:sz w:val="21"/>
+          <w:szCs w:val="21"/>
+          <w:vertAlign w:val="subscript"/>
+        </w:rPr>
+        <w:t>i</w:t>
+      </w:r>
+      <w:r>
+        <w:rPr>
+          <w:rFonts w:hint="eastAsia"/>
+        </w:rPr>
+        <w:t xml:space="preserve"> </w:t>
+      </w:r>
+      <w:r>
+        <w:rPr>
+          <w:sz w:val="21"/>
+          <w:szCs w:val="21"/>
+        </w:rPr>
+        <w:t>denotes its informed sampling probability</w:t>
+      </w:r>
+      <w:r>
+        <w:rPr>
+          <w:rFonts w:hint="eastAsia"/>
+          <w:sz w:val="21"/>
+          <w:szCs w:val="21"/>
+        </w:rPr>
+        <w:t>,</w:t>
       </w:r>
       <w:r>
         <w:t xml:space="preserve"> </w:t>
@@ -2948,10 +3361,10 @@
           <w:szCs w:val="21"/>
         </w:rPr>
         <w:object w:dxaOrig="440" w:dyaOrig="340" w14:anchorId="004617F7">
-          <v:shape id="_x0000_i1035" type="#_x0000_t75" style="width:22.6pt;height:17.35pt" o:ole="">
+          <v:shape id="_x0000_i1083" type="#_x0000_t75" style="width:22.6pt;height:17.35pt" o:ole="">
             <v:imagedata r:id="rId21" o:title=""/>
           </v:shape>
-          <o:OLEObject Type="Embed" ProgID="Equation.DSMT4" ShapeID="_x0000_i1035" DrawAspect="Content" ObjectID="_1849525233" r:id="rId22"/>
+          <o:OLEObject Type="Embed" ProgID="Equation.DSMT4" ShapeID="_x0000_i1083" DrawAspect="Content" ObjectID="_1849636509" r:id="rId22"/>
         </w:object>
       </w:r>
       <w:r>
@@ -2965,7 +3378,22 @@
           <w:sz w:val="21"/>
           <w:szCs w:val="21"/>
         </w:rPr>
-        <w:t>is the current best estimated cost for search direction</w:t>
+        <w:t xml:space="preserve">is the current best estimated </w:t>
+      </w:r>
+      <w:r>
+        <w:rPr>
+          <w:rFonts w:hint="eastAsia"/>
+          <w:sz w:val="21"/>
+          <w:szCs w:val="21"/>
+        </w:rPr>
+        <w:t xml:space="preserve">path </w:t>
+      </w:r>
+      <w:r>
+        <w:rPr>
+          <w:sz w:val="21"/>
+          <w:szCs w:val="21"/>
+        </w:rPr>
+        <w:t>cost for search direction</w:t>
       </w:r>
       <w:r>
         <w:rPr>
@@ -2976,6 +3404,7 @@
         <w:t xml:space="preserve"> </w:t>
       </w:r>
       <w:proofErr w:type="spellStart"/>
+      <w:proofErr w:type="gramStart"/>
       <w:r>
         <w:rPr>
           <w:rFonts w:hint="eastAsia"/>
@@ -3002,6 +3431,23 @@
       </w:r>
       <w:r>
         <w:rPr>
+          <w:rFonts w:hint="eastAsia"/>
+          <w:sz w:val="21"/>
+          <w:szCs w:val="21"/>
+        </w:rPr>
+        <w:t>and</w:t>
+      </w:r>
+      <w:proofErr w:type="gramEnd"/>
+      <w:r>
+        <w:rPr>
+          <w:rFonts w:hint="eastAsia"/>
+          <w:sz w:val="21"/>
+          <w:szCs w:val="21"/>
+        </w:rPr>
+        <w:t xml:space="preserve"> </w:t>
+      </w:r>
+      <w:r>
+        <w:rPr>
           <w:rFonts w:ascii="Cambria Math" w:hAnsi="Cambria Math" w:cs="Cambria Math" w:hint="eastAsia"/>
           <w:sz w:val="21"/>
           <w:szCs w:val="21"/>
@@ -3025,7 +3471,7 @@
           <w:sz w:val="21"/>
           <w:szCs w:val="21"/>
         </w:rPr>
-        <w:t xml:space="preserve">, </w:t>
+        <w:t xml:space="preserve"> </w:t>
       </w:r>
       <w:r>
         <w:rPr>
@@ -3033,6 +3479,14 @@
           <w:sz w:val="21"/>
           <w:szCs w:val="21"/>
         </w:rPr>
+        <w:t xml:space="preserve">and </w:t>
+      </w:r>
+      <w:r>
+        <w:rPr>
+          <w:rFonts w:ascii="Cambria Math" w:hAnsi="Cambria Math" w:cs="Cambria Math" w:hint="eastAsia"/>
+          <w:sz w:val="21"/>
+          <w:szCs w:val="21"/>
+        </w:rPr>
         <w:t>f</w:t>
       </w:r>
       <w:proofErr w:type="gramStart"/>
@@ -3069,7 +3523,7 @@
           <w:sz w:val="21"/>
           <w:szCs w:val="21"/>
         </w:rPr>
-        <w:t>denote the corresponding focal points.</w:t>
+        <w:t xml:space="preserve">denote the corresponding focal points. </w:t>
       </w:r>
       <w:r>
         <w:rPr>
@@ -3077,34 +3531,181 @@
           <w:sz w:val="21"/>
           <w:szCs w:val="21"/>
         </w:rPr>
-        <w:t xml:space="preserve"> </w:t>
-      </w:r>
+        <w:t>For the start-side search, f</w:t>
+      </w:r>
+      <w:proofErr w:type="gramStart"/>
       <w:r>
         <w:rPr>
           <w:rFonts w:ascii="Cambria Math" w:hAnsi="Cambria Math" w:cs="Cambria Math"/>
           <w:sz w:val="21"/>
           <w:szCs w:val="21"/>
-        </w:rPr>
-        <w:t>For the start-side search, f</w:t>
+          <w:vertAlign w:val="subscript"/>
+        </w:rPr>
+        <w:t>1</w:t>
+      </w:r>
+      <w:r>
+        <w:rPr>
+          <w:rFonts w:ascii="Cambria Math" w:hAnsi="Cambria Math" w:cs="Cambria Math" w:hint="eastAsia"/>
+          <w:sz w:val="21"/>
+          <w:szCs w:val="21"/>
+          <w:vertAlign w:val="subscript"/>
+        </w:rPr>
+        <w:t>,A</w:t>
+      </w:r>
+      <w:proofErr w:type="gramEnd"/>
+      <w:r>
+        <w:rPr>
+          <w:rFonts w:ascii="Cambria Math" w:hAnsi="Cambria Math" w:cs="Cambria Math" w:hint="eastAsia"/>
+          <w:sz w:val="21"/>
+          <w:szCs w:val="21"/>
+          <w:vertAlign w:val="subscript"/>
+        </w:rPr>
+        <w:t xml:space="preserve"> </w:t>
+      </w:r>
+      <w:r>
+        <w:rPr>
+          <w:rFonts w:ascii="Cambria Math" w:hAnsi="Cambria Math" w:cs="Cambria Math"/>
+          <w:sz w:val="21"/>
+          <w:szCs w:val="21"/>
+        </w:rPr>
+        <w:t>=</w:t>
+      </w:r>
+      <w:r>
+        <w:rPr>
+          <w:rFonts w:ascii="Cambria Math" w:hAnsi="Cambria Math" w:cs="Cambria Math" w:hint="eastAsia"/>
+          <w:sz w:val="21"/>
+          <w:szCs w:val="21"/>
+        </w:rPr>
+        <w:t xml:space="preserve"> </w:t>
+      </w:r>
+      <w:proofErr w:type="spellStart"/>
+      <w:r>
+        <w:rPr>
+          <w:sz w:val="21"/>
+          <w:szCs w:val="21"/>
+        </w:rPr>
+        <w:t>x</w:t>
+      </w:r>
+      <w:r>
+        <w:rPr>
+          <w:sz w:val="21"/>
+          <w:szCs w:val="21"/>
+          <w:vertAlign w:val="subscript"/>
+        </w:rPr>
+        <w:t>start</w:t>
+      </w:r>
+      <w:proofErr w:type="spellEnd"/>
+      <w:r>
+        <w:rPr>
+          <w:rFonts w:ascii="Cambria Math" w:hAnsi="Cambria Math" w:cs="Cambria Math"/>
+          <w:sz w:val="21"/>
+          <w:szCs w:val="21"/>
+        </w:rPr>
+        <w:t xml:space="preserve"> and f</w:t>
       </w:r>
       <w:proofErr w:type="gramStart"/>
       <w:r>
         <w:rPr>
+          <w:rFonts w:ascii="Cambria Math" w:hAnsi="Cambria Math" w:cs="Cambria Math" w:hint="eastAsia"/>
+          <w:sz w:val="21"/>
+          <w:szCs w:val="21"/>
+          <w:vertAlign w:val="subscript"/>
+        </w:rPr>
+        <w:t>2</w:t>
+      </w:r>
+      <w:r>
+        <w:rPr>
+          <w:rFonts w:ascii="Cambria Math" w:hAnsi="Cambria Math" w:cs="Cambria Math" w:hint="eastAsia"/>
+          <w:sz w:val="21"/>
+          <w:szCs w:val="21"/>
+          <w:vertAlign w:val="subscript"/>
+        </w:rPr>
+        <w:t>,A</w:t>
+      </w:r>
+      <w:proofErr w:type="gramEnd"/>
+      <w:r>
+        <w:rPr>
+          <w:rFonts w:ascii="Cambria Math" w:hAnsi="Cambria Math" w:cs="Cambria Math" w:hint="eastAsia"/>
+          <w:sz w:val="21"/>
+          <w:szCs w:val="21"/>
+          <w:vertAlign w:val="subscript"/>
+        </w:rPr>
+        <w:t xml:space="preserve"> </w:t>
+      </w:r>
+      <w:r>
+        <w:rPr>
           <w:rFonts w:ascii="Cambria Math" w:hAnsi="Cambria Math" w:cs="Cambria Math"/>
           <w:sz w:val="21"/>
           <w:szCs w:val="21"/>
+        </w:rPr>
+        <w:t>=</w:t>
+      </w:r>
+      <w:r>
+        <w:rPr>
+          <w:rFonts w:ascii="Cambria Math" w:hAnsi="Cambria Math" w:cs="Cambria Math" w:hint="eastAsia"/>
+          <w:sz w:val="21"/>
+          <w:szCs w:val="21"/>
+        </w:rPr>
+        <w:t xml:space="preserve"> </w:t>
+      </w:r>
+      <w:proofErr w:type="spellStart"/>
+      <w:r>
+        <w:rPr>
+          <w:sz w:val="21"/>
+          <w:szCs w:val="21"/>
+        </w:rPr>
+        <w:t>x</w:t>
+      </w:r>
+      <w:r>
+        <w:rPr>
+          <w:rFonts w:hint="eastAsia"/>
+          <w:sz w:val="21"/>
+          <w:szCs w:val="21"/>
           <w:vertAlign w:val="subscript"/>
         </w:rPr>
-        <w:t>1</w:t>
+        <w:t>meet</w:t>
+      </w:r>
+      <w:proofErr w:type="spellEnd"/>
+      <w:r>
+        <w:rPr>
+          <w:rFonts w:ascii="Cambria Math" w:hAnsi="Cambria Math" w:cs="Cambria Math"/>
+          <w:sz w:val="21"/>
+          <w:szCs w:val="21"/>
+        </w:rPr>
+        <w:t>,</w:t>
       </w:r>
       <w:r>
         <w:rPr>
           <w:rFonts w:ascii="Cambria Math" w:hAnsi="Cambria Math" w:cs="Cambria Math" w:hint="eastAsia"/>
           <w:sz w:val="21"/>
           <w:szCs w:val="21"/>
+        </w:rPr>
+        <w:t xml:space="preserve"> </w:t>
+      </w:r>
+      <w:r>
+        <w:rPr>
+          <w:sz w:val="21"/>
+          <w:szCs w:val="21"/>
+        </w:rPr>
+        <w:t>whereas for the goal-side search</w:t>
+      </w:r>
+      <w:r>
+        <w:rPr>
+          <w:rFonts w:ascii="Cambria Math" w:hAnsi="Cambria Math" w:cs="Cambria Math"/>
+          <w:sz w:val="21"/>
+          <w:szCs w:val="21"/>
+        </w:rPr>
+        <w:t>, f</w:t>
+      </w:r>
+      <w:proofErr w:type="gramStart"/>
+      <w:r>
+        <w:rPr>
+          <w:rFonts w:ascii="Cambria Math" w:hAnsi="Cambria Math" w:cs="Cambria Math" w:hint="eastAsia"/>
+          <w:sz w:val="21"/>
+          <w:szCs w:val="21"/>
           <w:vertAlign w:val="subscript"/>
         </w:rPr>
-        <w:t>,A</w:t>
+        <w:t>1,B</w:t>
       </w:r>
       <w:proofErr w:type="gramEnd"/>
       <w:r>
@@ -3142,11 +3743,12 @@
       </w:r>
       <w:r>
         <w:rPr>
+          <w:rFonts w:hint="eastAsia"/>
           <w:sz w:val="21"/>
           <w:szCs w:val="21"/>
           <w:vertAlign w:val="subscript"/>
         </w:rPr>
-        <w:t>start</w:t>
+        <w:t>goal</w:t>
       </w:r>
       <w:proofErr w:type="spellEnd"/>
       <w:r>
@@ -3165,8 +3767,9 @@
           <w:szCs w:val="21"/>
           <w:vertAlign w:val="subscript"/>
         </w:rPr>
-        <w:t>2</w:t>
-      </w:r>
+        <w:t>2,B</w:t>
+      </w:r>
+      <w:proofErr w:type="gramEnd"/>
       <w:r>
         <w:rPr>
           <w:rFonts w:ascii="Cambria Math" w:hAnsi="Cambria Math" w:cs="Cambria Math" w:hint="eastAsia"/>
@@ -3174,78 +3777,50 @@
           <w:szCs w:val="21"/>
           <w:vertAlign w:val="subscript"/>
         </w:rPr>
-        <w:t>,A</w:t>
-      </w:r>
-      <w:proofErr w:type="gramEnd"/>
+        <w:t xml:space="preserve"> </w:t>
+      </w:r>
+      <w:r>
+        <w:rPr>
+          <w:rFonts w:ascii="Cambria Math" w:hAnsi="Cambria Math" w:cs="Cambria Math"/>
+          <w:sz w:val="21"/>
+          <w:szCs w:val="21"/>
+        </w:rPr>
+        <w:t>=</w:t>
+      </w:r>
       <w:r>
         <w:rPr>
           <w:rFonts w:ascii="Cambria Math" w:hAnsi="Cambria Math" w:cs="Cambria Math" w:hint="eastAsia"/>
           <w:sz w:val="21"/>
           <w:szCs w:val="21"/>
+        </w:rPr>
+        <w:t xml:space="preserve"> </w:t>
+      </w:r>
+      <w:proofErr w:type="spellStart"/>
+      <w:r>
+        <w:rPr>
+          <w:sz w:val="21"/>
+          <w:szCs w:val="21"/>
+        </w:rPr>
+        <w:t>x</w:t>
+      </w:r>
+      <w:r>
+        <w:rPr>
+          <w:rFonts w:hint="eastAsia"/>
+          <w:sz w:val="21"/>
+          <w:szCs w:val="21"/>
           <w:vertAlign w:val="subscript"/>
         </w:rPr>
-        <w:t xml:space="preserve"> </w:t>
-      </w:r>
+        <w:t>meet</w:t>
+      </w:r>
+      <w:proofErr w:type="spellEnd"/>
       <w:r>
         <w:rPr>
           <w:rFonts w:ascii="Cambria Math" w:hAnsi="Cambria Math" w:cs="Cambria Math"/>
           <w:sz w:val="21"/>
           <w:szCs w:val="21"/>
         </w:rPr>
-        <w:t>=</w:t>
-      </w:r>
-      <w:r>
-        <w:rPr>
-          <w:rFonts w:ascii="Cambria Math" w:hAnsi="Cambria Math" w:cs="Cambria Math" w:hint="eastAsia"/>
-          <w:sz w:val="21"/>
-          <w:szCs w:val="21"/>
-        </w:rPr>
-        <w:t xml:space="preserve"> </w:t>
-      </w:r>
-      <w:proofErr w:type="spellStart"/>
-      <w:r>
-        <w:rPr>
-          <w:sz w:val="21"/>
-          <w:szCs w:val="21"/>
-        </w:rPr>
-        <w:t>x</w:t>
-      </w:r>
-      <w:r>
-        <w:rPr>
-          <w:rFonts w:hint="eastAsia"/>
-          <w:sz w:val="21"/>
-          <w:szCs w:val="21"/>
-          <w:vertAlign w:val="subscript"/>
-        </w:rPr>
-        <w:t>meet</w:t>
-      </w:r>
-      <w:proofErr w:type="spellEnd"/>
-      <w:r>
-        <w:rPr>
-          <w:rFonts w:hint="eastAsia"/>
-          <w:sz w:val="21"/>
-          <w:szCs w:val="21"/>
-        </w:rPr>
         <w:t>.</w:t>
       </w:r>
-      <w:r>
-        <w:t xml:space="preserve"> </w:t>
-      </w:r>
-      <w:r>
-        <w:rPr>
-          <w:sz w:val="21"/>
-          <w:szCs w:val="21"/>
-        </w:rPr>
-        <w:t>while the focal points are reversed for the goal-side search</w:t>
-      </w:r>
-      <w:r>
-        <w:rPr>
-          <w:rFonts w:ascii="Cambria Math" w:hAnsi="Cambria Math" w:cs="Cambria Math"/>
-          <w:sz w:val="21"/>
-          <w:szCs w:val="21"/>
-        </w:rPr>
-        <w:t>.</w:t>
-      </w:r>
     </w:p>
     <w:p>
       <w:pPr>
@@ -3260,14 +3835,61 @@
           <w:sz w:val="21"/>
           <w:szCs w:val="21"/>
         </w:rPr>
-        <w:t xml:space="preserve">The two constrained regions are updated independently, </w:t>
-      </w:r>
-      <w:r>
-        <w:rPr>
-          <w:sz w:val="21"/>
-          <w:szCs w:val="21"/>
-        </w:rPr>
-        <w:t>forming an asymmetric constraint structure according to the search states of the two directions</w:t>
+        <w:t xml:space="preserve">The two constrained regions are </w:t>
+      </w:r>
+      <w:r>
+        <w:rPr>
+          <w:sz w:val="21"/>
+          <w:szCs w:val="21"/>
+        </w:rPr>
+        <w:t xml:space="preserve">constructed </w:t>
+      </w:r>
+      <w:r>
+        <w:rPr>
+          <w:sz w:val="21"/>
+          <w:szCs w:val="21"/>
+        </w:rPr>
+        <w:t xml:space="preserve">independently, </w:t>
+      </w:r>
+      <w:r>
+        <w:rPr>
+          <w:sz w:val="21"/>
+          <w:szCs w:val="21"/>
+        </w:rPr>
+        <w:t xml:space="preserve">forming an asymmetric constraint structure </w:t>
+      </w:r>
+      <w:r>
+        <w:rPr>
+          <w:rFonts w:hint="eastAsia"/>
+          <w:sz w:val="21"/>
+          <w:szCs w:val="21"/>
+        </w:rPr>
+        <w:t>due</w:t>
+      </w:r>
+      <w:r>
+        <w:rPr>
+          <w:sz w:val="21"/>
+          <w:szCs w:val="21"/>
+        </w:rPr>
+        <w:t xml:space="preserve"> to the</w:t>
+      </w:r>
+      <w:r>
+        <w:rPr>
+          <w:rFonts w:hint="eastAsia"/>
+          <w:sz w:val="21"/>
+          <w:szCs w:val="21"/>
+        </w:rPr>
+        <w:t>ir</w:t>
+      </w:r>
+      <w:r>
+        <w:t xml:space="preserve"> </w:t>
+      </w:r>
+      <w:r>
+        <w:rPr>
+          <w:sz w:val="21"/>
+          <w:szCs w:val="21"/>
+        </w:rPr>
+        <w:t>different focal points and direction-specific path costs</w:t>
       </w:r>
       <w:r>
         <w:rPr>
@@ -3395,37 +4017,14 @@
           <w:sz w:val="21"/>
           <w:szCs w:val="21"/>
         </w:rPr>
-        <w:t xml:space="preserve">For each newly expanded node, a direct connection to the opposite tree is first attempted. If the distance exceeds the predefined </w:t>
-      </w:r>
-      <w:proofErr w:type="gramStart"/>
-      <w:r>
-        <w:rPr>
-          <w:sz w:val="21"/>
-          <w:szCs w:val="21"/>
-        </w:rPr>
-        <w:t>threshold,</w:t>
-      </w:r>
-      <w:proofErr w:type="gramEnd"/>
-      <w:r>
-        <w:rPr>
-          <w:sz w:val="21"/>
-          <w:szCs w:val="21"/>
-        </w:rPr>
-        <w:t xml:space="preserve"> the opposite tree greedily advances </w:t>
-      </w:r>
-      <w:r>
-        <w:rPr>
-          <w:sz w:val="21"/>
-          <w:szCs w:val="21"/>
-        </w:rPr>
-        <w:t>toward the newly generated node</w:t>
-      </w:r>
-      <w:r>
-        <w:rPr>
-          <w:sz w:val="21"/>
-          <w:szCs w:val="21"/>
-        </w:rPr>
-        <w:t xml:space="preserve">. Once the two trees are successfully connected, node rewiring and path-smoothing </w:t>
+        <w:t xml:space="preserve">For each newly expanded node, a direct connection to the opposite tree is first attempted. If the distance exceeds the predefined threshold, the opposite tree greedily advances </w:t>
+      </w:r>
+      <w:r>
+        <w:rPr>
+          <w:sz w:val="21"/>
+          <w:szCs w:val="21"/>
+        </w:rPr>
+        <w:t xml:space="preserve">toward the newly </w:t>
       </w:r>
       <w:r>
         <w:rPr>
@@ -3433,7 +4032,14 @@
           <w:szCs w:val="21"/>
         </w:rPr>
         <w:lastRenderedPageBreak/>
-        <w:t>operations are performed on the concatenated path [34,35] to obtain the final feasible path</w:t>
+        <w:t>generated node</w:t>
+      </w:r>
+      <w:r>
+        <w:rPr>
+          <w:sz w:val="21"/>
+          <w:szCs w:val="21"/>
+        </w:rPr>
+        <w:t>. Once the two trees are successfully connected, node rewiring and path-smoothing operations are performed on the concatenated path [34,35] to obtain the final feasible path</w:t>
       </w:r>
       <w:r>
         <w:rPr>
@@ -3596,26 +4202,70 @@
           <w:sz w:val="21"/>
           <w:szCs w:val="21"/>
         </w:rPr>
-        <w:t>Search State Feedback-Based Online Regulation (SSFOR)</w:t>
-      </w:r>
-      <w:r>
-        <w:rPr>
-          <w:rFonts w:hint="eastAsia"/>
+        <w:t xml:space="preserve">Search State Feedback-Based Online Regulation </w:t>
+      </w:r>
+      <w:proofErr w:type="gramStart"/>
+      <w:r>
+        <w:rPr>
           <w:b/>
           <w:bCs/>
           <w:sz w:val="21"/>
           <w:szCs w:val="21"/>
         </w:rPr>
-        <w:t xml:space="preserve"> </w:t>
-      </w:r>
-      <w:r>
-        <w:rPr>
+        <w:t>(SSFOR)</w:t>
+      </w:r>
+      <w:proofErr w:type="gramEnd"/>
+      <w:r>
+        <w:rPr>
+          <w:rFonts w:hint="eastAsia"/>
           <w:b/>
           <w:bCs/>
           <w:sz w:val="21"/>
           <w:szCs w:val="21"/>
         </w:rPr>
+        <w:t xml:space="preserve"> </w:t>
+      </w:r>
+      <w:r>
+        <w:rPr>
+          <w:b/>
+          <w:bCs/>
+          <w:sz w:val="21"/>
+          <w:szCs w:val="21"/>
+        </w:rPr>
         <w:t>Mechanism</w:t>
+      </w:r>
+      <w:r>
+        <w:rPr>
+          <w:rFonts w:hint="eastAsia"/>
+          <w:b/>
+          <w:bCs/>
+          <w:color w:val="EE0000"/>
+          <w:sz w:val="21"/>
+          <w:szCs w:val="21"/>
+        </w:rPr>
+        <w:t>（文献</w:t>
+      </w:r>
+      <w:r>
+        <w:rPr>
+          <w:rFonts w:hint="eastAsia"/>
+          <w:b/>
+          <w:bCs/>
+          <w:color w:val="EE0000"/>
+          <w:sz w:val="21"/>
+          <w:szCs w:val="21"/>
+        </w:rPr>
+        <w:t>36-41</w:t>
+      </w:r>
+      <w:r>
+        <w:rPr>
+          <w:rFonts w:hint="eastAsia"/>
+          <w:b/>
+          <w:bCs/>
+          <w:color w:val="EE0000"/>
+          <w:sz w:val="21"/>
+          <w:szCs w:val="21"/>
+        </w:rPr>
+        <w:t>删除）</w:t>
       </w:r>
     </w:p>
     <w:p>
@@ -3632,8 +4282,31 @@
           <w:sz w:val="21"/>
           <w:szCs w:val="21"/>
         </w:rPr>
-        <w:t xml:space="preserve">The effectiveness of the ADCS strategy depends on the adaptive adjustment of the expansion coefficient </w:t>
-      </w:r>
+        <w:t>The effectiveness of the ADCS strategy</w:t>
+      </w:r>
+      <w:r>
+        <w:rPr>
+          <w:rFonts w:hint="eastAsia"/>
+          <w:sz w:val="21"/>
+          <w:szCs w:val="21"/>
+        </w:rPr>
+        <w:t xml:space="preserve"> </w:t>
+      </w:r>
+      <w:r>
+        <w:rPr>
+          <w:sz w:val="21"/>
+          <w:szCs w:val="21"/>
+        </w:rPr>
+        <w:t>is strongly influenced by the selection of the expansion coefficient</w:t>
+      </w:r>
+      <w:r>
+        <w:rPr>
+          <w:sz w:val="21"/>
+          <w:szCs w:val="21"/>
+        </w:rPr>
+        <w:t xml:space="preserve"> </w:t>
+      </w:r>
+      <w:proofErr w:type="spellStart"/>
       <w:r>
         <w:rPr>
           <w:i/>
@@ -3646,49 +4319,131 @@
       <w:r>
         <w:rPr>
           <w:rFonts w:hint="eastAsia"/>
-          <w:sz w:val="21"/>
-          <w:szCs w:val="21"/>
-        </w:rPr>
-        <w:t xml:space="preserve"> </w:t>
-      </w:r>
-      <w:r>
-        <w:rPr>
-          <w:sz w:val="21"/>
-          <w:szCs w:val="21"/>
-        </w:rPr>
-        <w:t xml:space="preserve">and the informed sampling probability </w:t>
-      </w:r>
-      <w:r>
-        <w:rPr>
           <w:i/>
           <w:iCs/>
           <w:sz w:val="21"/>
           <w:szCs w:val="21"/>
+          <w:vertAlign w:val="subscript"/>
+        </w:rPr>
+        <w:t>i</w:t>
+      </w:r>
+      <w:proofErr w:type="spellEnd"/>
+      <w:r>
+        <w:rPr>
+          <w:rFonts w:hint="eastAsia"/>
+          <w:i/>
+          <w:iCs/>
+          <w:sz w:val="21"/>
+          <w:szCs w:val="21"/>
+          <w:vertAlign w:val="subscript"/>
+        </w:rPr>
+        <w:t xml:space="preserve"> </w:t>
+      </w:r>
+      <w:r>
+        <w:rPr>
+          <w:sz w:val="21"/>
+          <w:szCs w:val="21"/>
+        </w:rPr>
+        <w:t xml:space="preserve">and the informed sampling probability </w:t>
+      </w:r>
+      <w:r>
+        <w:rPr>
+          <w:i/>
+          <w:iCs/>
+          <w:sz w:val="21"/>
+          <w:szCs w:val="21"/>
         </w:rPr>
         <w:t>p</w:t>
       </w:r>
       <w:r>
         <w:rPr>
-          <w:sz w:val="21"/>
-          <w:szCs w:val="21"/>
-        </w:rPr>
-        <w:t>. However, most existing convergence acceleration strategies, including path-biased sampling [36], batch forward-propagation search [37], cost lower-bound trade-off strategies [38], and anytime planning frameworks [</w:t>
-      </w:r>
-      <w:proofErr w:type="gramStart"/>
-      <w:r>
-        <w:rPr>
-          <w:sz w:val="21"/>
-          <w:szCs w:val="21"/>
-        </w:rPr>
-        <w:t>39,40],</w:t>
-      </w:r>
-      <w:proofErr w:type="gramEnd"/>
-      <w:r>
-        <w:rPr>
-          <w:sz w:val="21"/>
-          <w:szCs w:val="21"/>
-        </w:rPr>
-        <w:t xml:space="preserve"> mainly rely on manually preset parameters. Similarly, heuristic sampling and pruning strategies [41] require predefined thresholds and lack the capability of dynamically adjusting the sampling behavior according to the evolving search state.</w:t>
+          <w:rFonts w:hint="eastAsia"/>
+          <w:i/>
+          <w:iCs/>
+          <w:sz w:val="21"/>
+          <w:szCs w:val="21"/>
+          <w:vertAlign w:val="subscript"/>
+        </w:rPr>
+        <w:t>i</w:t>
+      </w:r>
+      <w:r>
+        <w:rPr>
+          <w:sz w:val="21"/>
+          <w:szCs w:val="21"/>
+        </w:rPr>
+        <w:t>.</w:t>
+      </w:r>
+      <w:r>
+        <w:rPr>
+          <w:rFonts w:hint="eastAsia"/>
+          <w:sz w:val="21"/>
+          <w:szCs w:val="21"/>
+        </w:rPr>
+        <w:t xml:space="preserve"> </w:t>
+      </w:r>
+      <w:r>
+        <w:rPr>
+          <w:sz w:val="21"/>
+          <w:szCs w:val="21"/>
+        </w:rPr>
+        <w:t>To</w:t>
+      </w:r>
+      <w:r>
+        <w:rPr>
+          <w:rFonts w:hint="eastAsia"/>
+          <w:sz w:val="21"/>
+          <w:szCs w:val="21"/>
+        </w:rPr>
+        <w:t xml:space="preserve"> </w:t>
+      </w:r>
+      <w:r>
+        <w:rPr>
+          <w:sz w:val="21"/>
+          <w:szCs w:val="21"/>
+        </w:rPr>
+        <w:t>address this issue</w:t>
+      </w:r>
+      <w:r>
+        <w:rPr>
+          <w:sz w:val="21"/>
+          <w:szCs w:val="21"/>
+        </w:rPr>
+        <w:t xml:space="preserve">, a </w:t>
+      </w:r>
+      <w:r>
+        <w:rPr>
+          <w:sz w:val="21"/>
+          <w:szCs w:val="21"/>
+        </w:rPr>
+        <w:t>Search State Feedback-Based Online Regulation</w:t>
+      </w:r>
+      <w:r>
+        <w:rPr>
+          <w:sz w:val="21"/>
+          <w:szCs w:val="21"/>
+        </w:rPr>
+        <w:t xml:space="preserve"> (SSFOR) mechanism is proposed to </w:t>
+      </w:r>
+      <w:r>
+        <w:rPr>
+          <w:sz w:val="21"/>
+          <w:szCs w:val="21"/>
+        </w:rPr>
+        <w:t>dynamically regulate these parameters according to the search progress</w:t>
+      </w:r>
+      <w:r>
+        <w:rPr>
+          <w:sz w:val="21"/>
+          <w:szCs w:val="21"/>
+        </w:rPr>
+        <w:t>, as illustrated in Fig.3.</w:t>
+      </w:r>
+      <w:r>
+        <w:rPr>
+          <w:sz w:val="21"/>
+          <w:szCs w:val="21"/>
+        </w:rPr>
+        <w:t xml:space="preserve"> </w:t>
       </w:r>
     </w:p>
     <w:p>
@@ -3705,16 +4460,9 @@
           <w:sz w:val="21"/>
           <w:szCs w:val="21"/>
         </w:rPr>
-        <w:t>To overcome this limitation, a Search State Feedback-Based Online Regulation (SSFOR) mechanism is proposed to achieve closed-loop adjustment of</w:t>
-      </w:r>
-      <w:r>
-        <w:rPr>
-          <w:rFonts w:hint="eastAsia"/>
-          <w:sz w:val="21"/>
-          <w:szCs w:val="21"/>
-        </w:rPr>
-        <w:t xml:space="preserve"> </w:t>
-      </w:r>
+        <w:t xml:space="preserve">Before a feasible solution is obtained, </w:t>
+      </w:r>
+      <w:proofErr w:type="spellStart"/>
       <w:r>
         <w:rPr>
           <w:sz w:val="21"/>
@@ -3724,81 +4472,165 @@
       </w:r>
       <w:r>
         <w:rPr>
-          <w:sz w:val="21"/>
-          <w:szCs w:val="21"/>
-        </w:rPr>
-        <w:t xml:space="preserve"> and </w:t>
-      </w:r>
-      <w:r>
-        <w:rPr>
-          <w:sz w:val="21"/>
-          <w:szCs w:val="21"/>
-        </w:rPr>
-        <w:t>p</w:t>
-      </w:r>
-      <w:r>
-        <w:rPr>
-          <w:sz w:val="21"/>
-          <w:szCs w:val="21"/>
-        </w:rPr>
-        <w:t>, as illustrated in Fig. 3.</w:t>
-      </w:r>
-      <w:r>
-        <w:rPr>
-          <w:sz w:val="21"/>
-          <w:szCs w:val="21"/>
-        </w:rPr>
-        <w:t xml:space="preserve"> </w:t>
-      </w:r>
-      <w:r>
-        <w:rPr>
-          <w:sz w:val="21"/>
-          <w:szCs w:val="21"/>
-        </w:rPr>
-        <w:t xml:space="preserve">Before a feasible solution is obtained, γ is set to 4.0 and the informed sampling probability p is set to 0, enabling global exploration </w:t>
-      </w:r>
-      <w:r>
-        <w:rPr>
-          <w:sz w:val="21"/>
-          <w:szCs w:val="21"/>
-        </w:rPr>
-        <w:t>without ellipsoidal restriction</w:t>
-      </w:r>
-      <w:r>
-        <w:rPr>
-          <w:sz w:val="21"/>
-          <w:szCs w:val="21"/>
-        </w:rPr>
-        <w:t>. The regulation parameters are updated every 50 iterations according to the feedback of the recent planning cost variation.</w:t>
-      </w:r>
-      <w:r>
-        <w:rPr>
-          <w:rFonts w:hint="eastAsia"/>
-          <w:sz w:val="21"/>
-          <w:szCs w:val="21"/>
-        </w:rPr>
-        <w:t xml:space="preserve"> </w:t>
-      </w:r>
-      <w:r>
-        <w:rPr>
-          <w:sz w:val="21"/>
-          <w:szCs w:val="21"/>
-        </w:rPr>
-        <w:t xml:space="preserve">The current best path cost and its variation trend during the search process are employed as feedback signals to characterize the search state. When the improvement of the current best path cost becomes insignificant </w:t>
-      </w:r>
-      <w:r>
-        <w:rPr>
-          <w:sz w:val="21"/>
-          <w:szCs w:val="21"/>
-        </w:rPr>
-        <w:t>every 50 iterations</w:t>
-      </w:r>
-      <w:r>
-        <w:rPr>
-          <w:sz w:val="21"/>
-          <w:szCs w:val="21"/>
-        </w:rPr>
-        <w:t xml:space="preserve">, the search process </w:t>
+          <w:rFonts w:hint="eastAsia"/>
+          <w:sz w:val="21"/>
+          <w:szCs w:val="21"/>
+          <w:vertAlign w:val="subscript"/>
+        </w:rPr>
+        <w:t>i</w:t>
+      </w:r>
+      <w:proofErr w:type="spellEnd"/>
+      <w:r>
+        <w:rPr>
+          <w:sz w:val="21"/>
+          <w:szCs w:val="21"/>
+        </w:rPr>
+        <w:t xml:space="preserve"> is </w:t>
+      </w:r>
+      <w:r>
+        <w:rPr>
+          <w:sz w:val="21"/>
+          <w:szCs w:val="21"/>
+        </w:rPr>
+        <w:t xml:space="preserve">initialized </w:t>
+      </w:r>
+      <w:r>
+        <w:rPr>
+          <w:sz w:val="21"/>
+          <w:szCs w:val="21"/>
+        </w:rPr>
+        <w:t>to 4.0 and the</w:t>
+      </w:r>
+      <w:r>
+        <w:rPr>
+          <w:sz w:val="21"/>
+          <w:szCs w:val="21"/>
+        </w:rPr>
+        <w:t xml:space="preserve"> </w:t>
+      </w:r>
+      <m:oMath>
+        <m:sSub>
+          <m:sSubPr>
+            <m:ctrlPr>
+              <w:rPr>
+                <w:rFonts w:ascii="Cambria Math" w:hAnsi="Cambria Math"/>
+                <w:sz w:val="21"/>
+                <w:szCs w:val="21"/>
+              </w:rPr>
+            </m:ctrlPr>
+          </m:sSubPr>
+          <m:e>
+            <m:r>
+              <w:rPr>
+                <w:rFonts w:ascii="Cambria Math" w:hAnsi="Cambria Math"/>
+                <w:sz w:val="21"/>
+                <w:szCs w:val="21"/>
+              </w:rPr>
+              <m:t>p</m:t>
+            </m:r>
+          </m:e>
+          <m:sub>
+            <m:r>
+              <w:rPr>
+                <w:rFonts w:ascii="Cambria Math" w:hAnsi="Cambria Math"/>
+                <w:sz w:val="21"/>
+                <w:szCs w:val="21"/>
+              </w:rPr>
+              <m:t>i</m:t>
+            </m:r>
+          </m:sub>
+        </m:sSub>
+      </m:oMath>
+      <w:r>
+        <w:rPr>
+          <w:sz w:val="21"/>
+          <w:szCs w:val="21"/>
+        </w:rPr>
+        <w:t xml:space="preserve"> is set to 0, </w:t>
+      </w:r>
+      <w:r>
+        <w:rPr>
+          <w:sz w:val="21"/>
+          <w:szCs w:val="21"/>
+        </w:rPr>
+        <w:t>maintaining a broad exploration range and avoiding premature concentration of samples within the constrained regions</w:t>
+      </w:r>
+      <w:r>
+        <w:rPr>
+          <w:sz w:val="21"/>
+          <w:szCs w:val="21"/>
+        </w:rPr>
+        <w:t xml:space="preserve">. </w:t>
+      </w:r>
+      <w:r>
+        <w:rPr>
+          <w:sz w:val="21"/>
+          <w:szCs w:val="21"/>
+        </w:rPr>
+        <w:t>After a feasible solution is obtained</w:t>
+      </w:r>
+      <w:r>
+        <w:rPr>
+          <w:rFonts w:hint="eastAsia"/>
+          <w:sz w:val="21"/>
+          <w:szCs w:val="21"/>
+        </w:rPr>
+        <w:t>, t</w:t>
+      </w:r>
+      <w:r>
+        <w:rPr>
+          <w:sz w:val="21"/>
+          <w:szCs w:val="21"/>
+        </w:rPr>
+        <w:t xml:space="preserve">he regulation parameters are </w:t>
+      </w:r>
+      <w:r>
+        <w:rPr>
+          <w:sz w:val="21"/>
+          <w:szCs w:val="21"/>
+        </w:rPr>
+        <w:t xml:space="preserve">recomputed </w:t>
+      </w:r>
+      <w:r>
+        <w:rPr>
+          <w:sz w:val="21"/>
+          <w:szCs w:val="21"/>
+        </w:rPr>
+        <w:t xml:space="preserve">every </w:t>
+      </w:r>
+      <w:proofErr w:type="spellStart"/>
+      <w:r>
+        <w:rPr>
+          <w:rFonts w:hint="eastAsia"/>
+          <w:sz w:val="21"/>
+          <w:szCs w:val="21"/>
+        </w:rPr>
+        <w:t>N</w:t>
+      </w:r>
+      <w:r>
+        <w:rPr>
+          <w:rFonts w:hint="eastAsia"/>
+          <w:sz w:val="21"/>
+          <w:szCs w:val="21"/>
+          <w:vertAlign w:val="subscript"/>
+        </w:rPr>
+        <w:t>f</w:t>
+      </w:r>
+      <w:proofErr w:type="spellEnd"/>
+      <w:r>
+        <w:rPr>
+          <w:rFonts w:hint="eastAsia"/>
+          <w:sz w:val="21"/>
+          <w:szCs w:val="21"/>
+        </w:rPr>
+        <w:t>=5</w:t>
+      </w:r>
+      <w:r>
+        <w:rPr>
+          <w:sz w:val="21"/>
+          <w:szCs w:val="21"/>
+        </w:rPr>
+        <w:t xml:space="preserve">0 </w:t>
       </w:r>
       <w:proofErr w:type="gramStart"/>
       <w:r>
@@ -3806,7 +4638,7 @@
           <w:sz w:val="21"/>
           <w:szCs w:val="21"/>
         </w:rPr>
-        <w:t>is considered to be</w:t>
+        <w:t>iterations</w:t>
       </w:r>
       <w:proofErr w:type="gramEnd"/>
       <w:r>
@@ -3814,122 +4646,565 @@
           <w:sz w:val="21"/>
           <w:szCs w:val="21"/>
         </w:rPr>
-        <w:t xml:space="preserve"> stagnant or overly constrained. In this case, </w:t>
+        <w:t xml:space="preserve"> according to the recent </w:t>
+      </w:r>
+      <w:r>
+        <w:rPr>
+          <w:sz w:val="21"/>
+          <w:szCs w:val="21"/>
+        </w:rPr>
+        <w:t>variation in the best path cost</w:t>
+      </w:r>
+      <w:r>
+        <w:rPr>
+          <w:sz w:val="21"/>
+          <w:szCs w:val="21"/>
+        </w:rPr>
+        <w:t>.</w:t>
+      </w:r>
+      <w:r>
+        <w:rPr>
+          <w:rFonts w:hint="eastAsia"/>
+          <w:sz w:val="21"/>
+          <w:szCs w:val="21"/>
+        </w:rPr>
+        <w:t xml:space="preserve"> </w:t>
+      </w:r>
+      <w:r>
+        <w:rPr>
+          <w:sz w:val="21"/>
+          <w:szCs w:val="21"/>
+        </w:rPr>
+        <w:t>Since the two search directions may exhibit different search behaviors, the feedback signal is calculated independently for each direction</w:t>
+      </w:r>
+      <w:r>
+        <w:rPr>
+          <w:sz w:val="21"/>
+          <w:szCs w:val="21"/>
+        </w:rPr>
+        <w:t xml:space="preserve">. </w:t>
+      </w:r>
+    </w:p>
+    <w:p>
+      <w:pPr>
+        <w:spacing w:line="276" w:lineRule="auto"/>
+        <w:ind w:firstLineChars="0" w:firstLine="420"/>
+      </w:pPr>
+      <w:r>
+        <w:rPr>
+          <w:sz w:val="21"/>
+          <w:szCs w:val="21"/>
+        </w:rPr>
+        <w:t>Let</w:t>
+      </w:r>
+      <w:r>
+        <w:rPr>
+          <w:rFonts w:hint="eastAsia"/>
+          <w:sz w:val="21"/>
+          <w:szCs w:val="21"/>
+        </w:rPr>
+        <w:t xml:space="preserve"> </w:t>
+      </w:r>
+      <w:r>
+        <w:rPr>
+          <w:position w:val="-10"/>
+          <w:sz w:val="21"/>
+          <w:szCs w:val="21"/>
+        </w:rPr>
+        <w:object w:dxaOrig="240" w:dyaOrig="300" w14:anchorId="47FCE9F6">
+          <v:shape id="_x0000_i1084" type="#_x0000_t75" style="width:12.35pt;height:15.25pt" o:ole="">
+            <v:imagedata r:id="rId24" o:title=""/>
+          </v:shape>
+          <o:OLEObject Type="Embed" ProgID="Equation.DSMT4" ShapeID="_x0000_i1084" DrawAspect="Content" ObjectID="_1849636510" r:id="rId25"/>
+        </w:object>
+      </w:r>
+      <w:r>
+        <w:rPr>
+          <w:rFonts w:hint="eastAsia"/>
+          <w:sz w:val="21"/>
+          <w:szCs w:val="21"/>
+        </w:rPr>
+        <w:t xml:space="preserve"> </w:t>
+      </w:r>
+      <w:r>
+        <w:rPr>
+          <w:sz w:val="21"/>
+          <w:szCs w:val="21"/>
+        </w:rPr>
+        <w:t>denote the relative improvement of the best feasible path cost for search direction</w:t>
+      </w:r>
+      <w:r>
+        <w:rPr>
+          <w:rFonts w:hint="eastAsia"/>
+          <w:sz w:val="21"/>
+          <w:szCs w:val="21"/>
+        </w:rPr>
+        <w:t xml:space="preserve"> </w:t>
+      </w:r>
+      <w:proofErr w:type="spellStart"/>
+      <w:r>
+        <w:rPr>
+          <w:rFonts w:hint="eastAsia"/>
+          <w:sz w:val="21"/>
+          <w:szCs w:val="21"/>
+        </w:rPr>
+        <w:t>i</w:t>
+      </w:r>
+      <w:proofErr w:type="spellEnd"/>
+      <w:r>
+        <w:rPr>
+          <w:rFonts w:hint="eastAsia"/>
+          <w:sz w:val="21"/>
+          <w:szCs w:val="21"/>
+        </w:rPr>
+        <w:t xml:space="preserve"> </w:t>
+      </w:r>
+      <w:r>
+        <w:rPr>
+          <w:sz w:val="21"/>
+          <w:szCs w:val="21"/>
+        </w:rPr>
+        <w:t xml:space="preserve">over the latest feedback interval. </w:t>
+      </w:r>
+      <w:r>
+        <w:rPr>
+          <w:sz w:val="21"/>
+          <w:szCs w:val="21"/>
+        </w:rPr>
+        <w:t>The feedback deviation is defined as</w:t>
+      </w:r>
+      <w:r>
+        <w:rPr>
+          <w:rFonts w:hint="eastAsia"/>
+          <w:sz w:val="21"/>
+          <w:szCs w:val="21"/>
+        </w:rPr>
+        <w:t xml:space="preserve"> </w:t>
+      </w:r>
+      <w:r>
+        <w:rPr>
+          <w:position w:val="-10"/>
+        </w:rPr>
+        <w:object w:dxaOrig="1420" w:dyaOrig="320" w14:anchorId="3AF8E926">
+          <v:shape id="_x0000_i1088" type="#_x0000_t75" style="width:70.95pt;height:16.3pt" o:ole="">
+            <v:imagedata r:id="rId26" o:title=""/>
+          </v:shape>
+          <o:OLEObject Type="Embed" ProgID="Equation.DSMT4" ShapeID="_x0000_i1088" DrawAspect="Content" ObjectID="_1849636511" r:id="rId27"/>
+        </w:object>
+      </w:r>
+      <w:r>
+        <w:rPr>
+          <w:rFonts w:hint="eastAsia"/>
+        </w:rPr>
+        <w:t xml:space="preserve"> </w:t>
+      </w:r>
+      <w:r>
+        <w:t xml:space="preserve">where 0.02 denotes the target improvement rate. The expansion coefficient and informed sampling probability are then directly determined from </w:t>
+      </w:r>
+      <w:proofErr w:type="spellStart"/>
+      <w:r>
+        <w:rPr>
+          <w:rFonts w:hint="eastAsia"/>
+        </w:rPr>
+        <w:t>e</w:t>
+      </w:r>
+      <w:r>
+        <w:rPr>
+          <w:rFonts w:hint="eastAsia"/>
+          <w:vertAlign w:val="subscript"/>
+        </w:rPr>
+        <w:t>i</w:t>
+      </w:r>
+      <w:proofErr w:type="spellEnd"/>
+      <w:r>
+        <w:rPr>
+          <w:rFonts w:hint="eastAsia"/>
+          <w:vertAlign w:val="subscript"/>
+        </w:rPr>
+        <w:t xml:space="preserve"> </w:t>
+      </w:r>
+      <w:r>
+        <w:t>by</w:t>
+      </w:r>
+      <w:r>
+        <w:rPr>
+          <w:rFonts w:hint="eastAsia"/>
+        </w:rPr>
+        <w:t xml:space="preserve"> </w:t>
+      </w:r>
+      <w:r>
+        <w:rPr>
+          <w:position w:val="-10"/>
+        </w:rPr>
+        <w:object w:dxaOrig="1860" w:dyaOrig="320" w14:anchorId="7D883479">
+          <v:shape id="_x0000_i1089" type="#_x0000_t75" style="width:92.75pt;height:16.3pt" o:ole="">
+            <v:imagedata r:id="rId28" o:title=""/>
+          </v:shape>
+          <o:OLEObject Type="Embed" ProgID="Equation.DSMT4" ShapeID="_x0000_i1089" DrawAspect="Content" ObjectID="_1849636512" r:id="rId29"/>
+        </w:object>
+      </w:r>
+      <w:r>
+        <w:rPr>
+          <w:rFonts w:hint="eastAsia"/>
+        </w:rPr>
+        <w:t xml:space="preserve"> </w:t>
       </w:r>
       <w:proofErr w:type="gramStart"/>
       <w:r>
-        <w:rPr>
-          <w:i/>
-          <w:iCs/>
-          <w:sz w:val="21"/>
-          <w:szCs w:val="21"/>
-        </w:rPr>
-        <w:t>γ</w:t>
-      </w:r>
-      <w:r>
-        <w:rPr>
-          <w:rFonts w:hint="eastAsia"/>
-          <w:i/>
-          <w:iCs/>
-          <w:sz w:val="21"/>
-          <w:szCs w:val="21"/>
-        </w:rPr>
-        <w:t xml:space="preserve"> </w:t>
-      </w:r>
-      <w:r>
-        <w:rPr>
-          <w:sz w:val="21"/>
-          <w:szCs w:val="21"/>
-        </w:rPr>
-        <w:t>is increased to enlarge</w:t>
+        <w:t>where</w:t>
       </w:r>
       <w:proofErr w:type="gramEnd"/>
-      <w:r>
-        <w:rPr>
-          <w:sz w:val="21"/>
-          <w:szCs w:val="21"/>
-        </w:rPr>
-        <w:t xml:space="preserve"> the constrained sampling </w:t>
-      </w:r>
-      <w:proofErr w:type="gramStart"/>
-      <w:r>
-        <w:rPr>
-          <w:sz w:val="21"/>
-          <w:szCs w:val="21"/>
-        </w:rPr>
-        <w:t xml:space="preserve">region, while </w:t>
-      </w:r>
-      <w:r>
-        <w:rPr>
-          <w:i/>
-          <w:iCs/>
-          <w:sz w:val="21"/>
-          <w:szCs w:val="21"/>
-        </w:rPr>
-        <w:t>p</w:t>
-      </w:r>
-      <w:r>
-        <w:rPr>
-          <w:sz w:val="21"/>
-          <w:szCs w:val="21"/>
-        </w:rPr>
-        <w:t xml:space="preserve"> is reduced to increase the proportion of global exploration</w:t>
-      </w:r>
-      <w:proofErr w:type="gramEnd"/>
-      <w:r>
-        <w:rPr>
-          <w:sz w:val="21"/>
-          <w:szCs w:val="21"/>
-        </w:rPr>
-        <w:t>. Conversely, when the current best path cost continues to decrease effectively,</w:t>
-      </w:r>
-      <w:r>
-        <w:rPr>
-          <w:rFonts w:hint="eastAsia"/>
-          <w:sz w:val="21"/>
-          <w:szCs w:val="21"/>
-        </w:rPr>
-        <w:t xml:space="preserve"> </w:t>
-      </w:r>
-      <w:r>
-        <w:rPr>
-          <w:i/>
-          <w:iCs/>
-          <w:sz w:val="21"/>
-          <w:szCs w:val="21"/>
-        </w:rPr>
-        <w:t>γ</w:t>
-      </w:r>
-      <w:r>
-        <w:rPr>
-          <w:sz w:val="21"/>
-          <w:szCs w:val="21"/>
-        </w:rPr>
-        <w:t xml:space="preserve"> is reduced to strengthen the constraint of the sampling domain, while</w:t>
-      </w:r>
-      <w:r>
-        <w:rPr>
-          <w:rFonts w:hint="eastAsia"/>
-          <w:sz w:val="21"/>
-          <w:szCs w:val="21"/>
-        </w:rPr>
-        <w:t xml:space="preserve"> </w:t>
-      </w:r>
-      <w:r>
-        <w:rPr>
-          <w:i/>
-          <w:iCs/>
-          <w:sz w:val="21"/>
-          <w:szCs w:val="21"/>
-        </w:rPr>
-        <w:t>p</w:t>
-      </w:r>
-      <w:r>
-        <w:rPr>
-          <w:sz w:val="21"/>
-          <w:szCs w:val="21"/>
-        </w:rPr>
-        <w:t xml:space="preserve"> is increased to enhance informed sampling and accelerate local refinement.</w:t>
+    </w:p>
+    <w:p>
+      <w:pPr>
+        <w:pStyle w:val="af5"/>
+        <w:keepNext/>
+        <w:ind w:firstLine="400"/>
+        <w:jc w:val="right"/>
+      </w:pPr>
+      <w:r>
+        <w:rPr>
+          <w:position w:val="-10"/>
+        </w:rPr>
+        <w:object w:dxaOrig="7960" w:dyaOrig="320" w14:anchorId="04BC68E1">
+          <v:shape id="_x0000_i1090" type="#_x0000_t75" style="width:397.3pt;height:16.3pt" o:ole="">
+            <v:imagedata r:id="rId30" o:title=""/>
+          </v:shape>
+          <o:OLEObject Type="Embed" ProgID="Equation.DSMT4" ShapeID="_x0000_i1090" DrawAspect="Content" ObjectID="_1849636513" r:id="rId31"/>
+        </w:object>
+      </w:r>
+    </w:p>
+    <w:p>
+      <w:pPr>
+        <w:spacing w:line="276" w:lineRule="auto"/>
+        <w:ind w:firstLineChars="0" w:firstLine="420"/>
+        <w:rPr>
+          <w:rFonts w:hint="eastAsia"/>
+          <w:sz w:val="21"/>
+          <w:szCs w:val="21"/>
+        </w:rPr>
+      </w:pPr>
+      <w:r>
+        <w:rPr>
+          <w:sz w:val="21"/>
+          <w:szCs w:val="21"/>
+        </w:rPr>
+        <w:t xml:space="preserve">Here, </w:t>
+      </w:r>
+      <w:proofErr w:type="spellStart"/>
+      <w:r>
+        <w:rPr>
+          <w:rFonts w:hint="eastAsia"/>
+          <w:sz w:val="21"/>
+          <w:szCs w:val="21"/>
+        </w:rPr>
+        <w:t>e</w:t>
+      </w:r>
+      <w:r>
+        <w:rPr>
+          <w:rFonts w:hint="eastAsia"/>
+          <w:sz w:val="21"/>
+          <w:szCs w:val="21"/>
+          <w:vertAlign w:val="subscript"/>
+        </w:rPr>
+        <w:t>i</w:t>
+      </w:r>
+      <w:proofErr w:type="spellEnd"/>
+      <w:r>
+        <w:rPr>
+          <w:rFonts w:hint="eastAsia"/>
+          <w:sz w:val="21"/>
+          <w:szCs w:val="21"/>
+          <w:vertAlign w:val="subscript"/>
+        </w:rPr>
+        <w:t xml:space="preserve"> </w:t>
+      </w:r>
+      <w:r>
+        <w:rPr>
+          <w:sz w:val="21"/>
+          <w:szCs w:val="21"/>
+        </w:rPr>
+        <w:t xml:space="preserve">determines the adjustment of the two sampling parameters for search direction </w:t>
+      </w:r>
+      <w:proofErr w:type="spellStart"/>
+      <w:r>
+        <w:rPr>
+          <w:rFonts w:hint="eastAsia"/>
+          <w:sz w:val="21"/>
+          <w:szCs w:val="21"/>
+        </w:rPr>
+        <w:t>i</w:t>
+      </w:r>
+      <w:proofErr w:type="spellEnd"/>
+      <w:r>
+        <w:rPr>
+          <w:sz w:val="21"/>
+          <w:szCs w:val="21"/>
+        </w:rPr>
+        <w:t xml:space="preserve">. When the recent improvement is insufficient, </w:t>
+      </w:r>
+      <m:oMath>
+        <m:sSub>
+          <m:sSubPr>
+            <m:ctrlPr>
+              <w:rPr>
+                <w:rFonts w:ascii="Cambria Math" w:hAnsi="Cambria Math"/>
+                <w:sz w:val="21"/>
+                <w:szCs w:val="21"/>
+              </w:rPr>
+            </m:ctrlPr>
+          </m:sSubPr>
+          <m:e>
+            <m:r>
+              <m:rPr>
+                <m:sty m:val="p"/>
+              </m:rPr>
+              <w:rPr>
+                <w:rFonts w:ascii="Cambria Math" w:hAnsi="Cambria Math"/>
+                <w:sz w:val="21"/>
+                <w:szCs w:val="21"/>
+              </w:rPr>
+              <m:t>Δ</m:t>
+            </m:r>
+          </m:e>
+          <m:sub>
+            <m:r>
+              <w:rPr>
+                <w:rFonts w:ascii="Cambria Math" w:hAnsi="Cambria Math"/>
+                <w:sz w:val="21"/>
+                <w:szCs w:val="21"/>
+              </w:rPr>
+              <m:t>i</m:t>
+            </m:r>
+          </m:sub>
+        </m:sSub>
+      </m:oMath>
+      <w:r>
+        <w:rPr>
+          <w:sz w:val="21"/>
+          <w:szCs w:val="21"/>
+        </w:rPr>
+        <w:t xml:space="preserve">becomes smaller than the target value of 0.02, resulting in a positive </w:t>
+      </w:r>
+      <w:proofErr w:type="spellStart"/>
+      <w:r>
+        <w:rPr>
+          <w:rFonts w:hint="eastAsia"/>
+          <w:sz w:val="21"/>
+          <w:szCs w:val="21"/>
+        </w:rPr>
+        <w:t>e</w:t>
+      </w:r>
+      <w:r>
+        <w:rPr>
+          <w:rFonts w:hint="eastAsia"/>
+          <w:sz w:val="21"/>
+          <w:szCs w:val="21"/>
+          <w:vertAlign w:val="subscript"/>
+        </w:rPr>
+        <w:t>i</w:t>
+      </w:r>
+      <w:proofErr w:type="spellEnd"/>
+      <w:r>
+        <w:rPr>
+          <w:sz w:val="21"/>
+          <w:szCs w:val="21"/>
+        </w:rPr>
+        <w:t xml:space="preserve">. Consequently, </w:t>
+      </w:r>
+      <m:oMath>
+        <m:sSub>
+          <m:sSubPr>
+            <m:ctrlPr>
+              <w:rPr>
+                <w:rFonts w:ascii="Cambria Math" w:hAnsi="Cambria Math"/>
+                <w:sz w:val="21"/>
+                <w:szCs w:val="21"/>
+              </w:rPr>
+            </m:ctrlPr>
+          </m:sSubPr>
+          <m:e>
+            <m:r>
+              <w:rPr>
+                <w:rFonts w:ascii="Cambria Math" w:hAnsi="Cambria Math"/>
+                <w:sz w:val="21"/>
+                <w:szCs w:val="21"/>
+              </w:rPr>
+              <m:t>γ</m:t>
+            </m:r>
+          </m:e>
+          <m:sub>
+            <m:r>
+              <w:rPr>
+                <w:rFonts w:ascii="Cambria Math" w:hAnsi="Cambria Math"/>
+                <w:sz w:val="21"/>
+                <w:szCs w:val="21"/>
+              </w:rPr>
+              <m:t>i</m:t>
+            </m:r>
+          </m:sub>
+        </m:sSub>
+      </m:oMath>
+      <w:r>
+        <w:rPr>
+          <w:sz w:val="21"/>
+          <w:szCs w:val="21"/>
+        </w:rPr>
+        <w:t xml:space="preserve">increases and </w:t>
+      </w:r>
+      <m:oMath>
+        <m:sSub>
+          <m:sSubPr>
+            <m:ctrlPr>
+              <w:rPr>
+                <w:rFonts w:ascii="Cambria Math" w:hAnsi="Cambria Math"/>
+                <w:sz w:val="21"/>
+                <w:szCs w:val="21"/>
+              </w:rPr>
+            </m:ctrlPr>
+          </m:sSubPr>
+          <m:e>
+            <m:r>
+              <w:rPr>
+                <w:rFonts w:ascii="Cambria Math" w:hAnsi="Cambria Math"/>
+                <w:sz w:val="21"/>
+                <w:szCs w:val="21"/>
+              </w:rPr>
+              <m:t>p</m:t>
+            </m:r>
+          </m:e>
+          <m:sub>
+            <m:r>
+              <w:rPr>
+                <w:rFonts w:ascii="Cambria Math" w:hAnsi="Cambria Math"/>
+                <w:sz w:val="21"/>
+                <w:szCs w:val="21"/>
+              </w:rPr>
+              <m:t>i</m:t>
+            </m:r>
+          </m:sub>
+        </m:sSub>
+      </m:oMath>
+      <w:r>
+        <w:rPr>
+          <w:sz w:val="21"/>
+          <w:szCs w:val="21"/>
+        </w:rPr>
+        <w:t xml:space="preserve">decreases, thereby enlarging the constrained </w:t>
+      </w:r>
+      <w:r>
+        <w:rPr>
+          <w:sz w:val="21"/>
+          <w:szCs w:val="21"/>
+        </w:rPr>
+        <w:lastRenderedPageBreak/>
+        <w:t xml:space="preserve">sampling region and increasing the proportion of global exploration. Conversely, effective path improvement results in a smaller </w:t>
+      </w:r>
+      <w:proofErr w:type="spellStart"/>
+      <w:r>
+        <w:rPr>
+          <w:rFonts w:hint="eastAsia"/>
+          <w:sz w:val="21"/>
+          <w:szCs w:val="21"/>
+        </w:rPr>
+        <w:t>e</w:t>
+      </w:r>
+      <w:r>
+        <w:rPr>
+          <w:rFonts w:hint="eastAsia"/>
+          <w:sz w:val="21"/>
+          <w:szCs w:val="21"/>
+          <w:vertAlign w:val="subscript"/>
+        </w:rPr>
+        <w:t>i</w:t>
+      </w:r>
+      <w:proofErr w:type="spellEnd"/>
+      <w:r>
+        <w:rPr>
+          <w:sz w:val="21"/>
+          <w:szCs w:val="21"/>
+        </w:rPr>
+        <w:t xml:space="preserve">, leading to a reduction in </w:t>
+      </w:r>
+      <m:oMath>
+        <m:sSub>
+          <m:sSubPr>
+            <m:ctrlPr>
+              <w:rPr>
+                <w:rFonts w:ascii="Cambria Math" w:hAnsi="Cambria Math"/>
+                <w:sz w:val="21"/>
+                <w:szCs w:val="21"/>
+              </w:rPr>
+            </m:ctrlPr>
+          </m:sSubPr>
+          <m:e>
+            <m:r>
+              <w:rPr>
+                <w:rFonts w:ascii="Cambria Math" w:hAnsi="Cambria Math"/>
+                <w:sz w:val="21"/>
+                <w:szCs w:val="21"/>
+              </w:rPr>
+              <m:t>γ</m:t>
+            </m:r>
+          </m:e>
+          <m:sub>
+            <m:r>
+              <w:rPr>
+                <w:rFonts w:ascii="Cambria Math" w:hAnsi="Cambria Math"/>
+                <w:sz w:val="21"/>
+                <w:szCs w:val="21"/>
+              </w:rPr>
+              <m:t>i</m:t>
+            </m:r>
+          </m:sub>
+        </m:sSub>
+      </m:oMath>
+      <w:r>
+        <w:rPr>
+          <w:sz w:val="21"/>
+          <w:szCs w:val="21"/>
+        </w:rPr>
+        <w:t xml:space="preserve">and an increase in </w:t>
+      </w:r>
+      <m:oMath>
+        <m:sSub>
+          <m:sSubPr>
+            <m:ctrlPr>
+              <w:rPr>
+                <w:rFonts w:ascii="Cambria Math" w:hAnsi="Cambria Math"/>
+                <w:sz w:val="21"/>
+                <w:szCs w:val="21"/>
+              </w:rPr>
+            </m:ctrlPr>
+          </m:sSubPr>
+          <m:e>
+            <m:r>
+              <w:rPr>
+                <w:rFonts w:ascii="Cambria Math" w:hAnsi="Cambria Math"/>
+                <w:sz w:val="21"/>
+                <w:szCs w:val="21"/>
+              </w:rPr>
+              <m:t>p</m:t>
+            </m:r>
+          </m:e>
+          <m:sub>
+            <m:r>
+              <w:rPr>
+                <w:rFonts w:ascii="Cambria Math" w:hAnsi="Cambria Math"/>
+                <w:sz w:val="21"/>
+                <w:szCs w:val="21"/>
+              </w:rPr>
+              <m:t>i</m:t>
+            </m:r>
+          </m:sub>
+        </m:sSub>
+      </m:oMath>
+      <w:r>
+        <w:rPr>
+          <w:sz w:val="21"/>
+          <w:szCs w:val="21"/>
+        </w:rPr>
+        <w:t>, concentrating samples within promising regions and promoting local refinement.</w:t>
       </w:r>
     </w:p>
     <w:p>
@@ -3943,7 +5218,6 @@
           <w:rFonts w:hint="eastAsia"/>
           <w:noProof/>
         </w:rPr>
-        <w:lastRenderedPageBreak/>
         <w:drawing>
           <wp:inline distT="0" distB="0" distL="0" distR="0" wp14:anchorId="121CB0C6" wp14:editId="71B6443D">
             <wp:extent cx="4136400" cy="3060000"/>
@@ -3960,7 +5234,7 @@
                     <pic:cNvPicPr/>
                   </pic:nvPicPr>
                   <pic:blipFill>
-                    <a:blip r:embed="rId24">
+                    <a:blip r:embed="rId32">
                       <a:extLst>
                         <a:ext uri="{28A0092B-C50C-407E-A947-70E740481C1C}">
                           <a14:useLocalDpi xmlns:a14="http://schemas.microsoft.com/office/drawing/2010/main" val="0"/>
@@ -4020,14 +5294,28 @@
           <w:sz w:val="18"/>
           <w:szCs w:val="18"/>
         </w:rPr>
-        <w:t>Flow diagram of the Search State Feedback-Based Online Regulation (SSFOR) mechanism</w:t>
-      </w:r>
-      <w:r>
-        <w:rPr>
-          <w:rFonts w:hint="eastAsia"/>
+        <w:t xml:space="preserve">Flow diagram of the </w:t>
+      </w:r>
+      <w:r>
+        <w:rPr>
           <w:sz w:val="18"/>
           <w:szCs w:val="18"/>
         </w:rPr>
+        <w:t>Search State Feedback-Based Online Regulation</w:t>
+      </w:r>
+      <w:r>
+        <w:rPr>
+          <w:sz w:val="18"/>
+          <w:szCs w:val="18"/>
+        </w:rPr>
+        <w:t xml:space="preserve"> (SSFOR) mechanism</w:t>
+      </w:r>
+      <w:r>
+        <w:rPr>
+          <w:rFonts w:hint="eastAsia"/>
+          <w:sz w:val="18"/>
+          <w:szCs w:val="18"/>
+        </w:rPr>
         <w:t>.</w:t>
       </w:r>
     </w:p>
@@ -4062,8 +5350,17 @@
           <w:sz w:val="21"/>
           <w:szCs w:val="21"/>
         </w:rPr>
-        <w:t xml:space="preserve">To ensure the boundedness and reproducibility of the regulation process, the parameters </w:t>
-      </w:r>
+        <w:t>To ensure the boundedness and reproducibility of the regulation process,</w:t>
+      </w:r>
+      <w:r>
+        <w:rPr>
+          <w:rFonts w:hint="eastAsia"/>
+          <w:sz w:val="21"/>
+          <w:szCs w:val="21"/>
+        </w:rPr>
+        <w:t xml:space="preserve"> </w:t>
+      </w:r>
+      <w:proofErr w:type="spellStart"/>
       <w:r>
         <w:rPr>
           <w:i/>
@@ -4080,67 +5377,615 @@
           <w:iCs/>
           <w:sz w:val="21"/>
           <w:szCs w:val="21"/>
-        </w:rPr>
-        <w:t xml:space="preserve"> </w:t>
-      </w:r>
-      <w:r>
-        <w:rPr>
-          <w:sz w:val="21"/>
-          <w:szCs w:val="21"/>
-        </w:rPr>
-        <w:t>and</w:t>
-      </w:r>
-      <w:r>
-        <w:rPr>
-          <w:rFonts w:hint="eastAsia"/>
-          <w:sz w:val="21"/>
-          <w:szCs w:val="21"/>
-        </w:rPr>
-        <w:t xml:space="preserve"> </w:t>
-      </w:r>
-      <w:r>
-        <w:rPr>
+          <w:vertAlign w:val="subscript"/>
+        </w:rPr>
+        <w:t>i</w:t>
+      </w:r>
+      <w:proofErr w:type="spellEnd"/>
+      <w:r>
+        <w:rPr>
+          <w:rFonts w:hint="eastAsia"/>
           <w:i/>
           <w:iCs/>
           <w:sz w:val="21"/>
           <w:szCs w:val="21"/>
+          <w:vertAlign w:val="subscript"/>
+        </w:rPr>
+        <w:t xml:space="preserve"> </w:t>
+      </w:r>
+      <w:r>
+        <w:rPr>
+          <w:sz w:val="21"/>
+          <w:szCs w:val="21"/>
+        </w:rPr>
+        <w:t xml:space="preserve">and </w:t>
+      </w:r>
+      <m:oMath>
+        <m:sSub>
+          <m:sSubPr>
+            <m:ctrlPr>
+              <w:rPr>
+                <w:rFonts w:ascii="Cambria Math" w:hAnsi="Cambria Math"/>
+                <w:sz w:val="21"/>
+                <w:szCs w:val="21"/>
+              </w:rPr>
+            </m:ctrlPr>
+          </m:sSubPr>
+          <m:e>
+            <m:r>
+              <w:rPr>
+                <w:rFonts w:ascii="Cambria Math" w:hAnsi="Cambria Math"/>
+                <w:sz w:val="21"/>
+                <w:szCs w:val="21"/>
+              </w:rPr>
+              <m:t>p</m:t>
+            </m:r>
+          </m:e>
+          <m:sub>
+            <m:r>
+              <w:rPr>
+                <w:rFonts w:ascii="Cambria Math" w:hAnsi="Cambria Math"/>
+                <w:sz w:val="21"/>
+                <w:szCs w:val="21"/>
+              </w:rPr>
+              <m:t>i</m:t>
+            </m:r>
+          </m:sub>
+        </m:sSub>
+      </m:oMath>
+      <w:r>
+        <w:rPr>
+          <w:sz w:val="21"/>
+          <w:szCs w:val="21"/>
+        </w:rPr>
+        <w:t>are restricted within predefined ranges</w:t>
+      </w:r>
+      <w:r>
+        <w:rPr>
+          <w:sz w:val="21"/>
+          <w:szCs w:val="21"/>
+        </w:rPr>
+        <w:t>. The expansion coefficient is bounded by</w:t>
+      </w:r>
+      <w:r>
+        <w:rPr>
+          <w:sz w:val="21"/>
+          <w:szCs w:val="21"/>
+        </w:rPr>
+        <w:t>:</w:t>
+      </w:r>
+    </w:p>
+    <w:p>
+      <w:pPr>
+        <w:spacing w:line="276" w:lineRule="auto"/>
+        <w:ind w:firstLineChars="0" w:firstLine="0"/>
+        <w:jc w:val="center"/>
+        <w:rPr>
+          <w:sz w:val="21"/>
+          <w:szCs w:val="21"/>
+        </w:rPr>
+      </w:pPr>
+      <w:proofErr w:type="spellStart"/>
+      <w:r>
+        <w:rPr>
+          <w:i/>
+          <w:iCs/>
+          <w:sz w:val="21"/>
+          <w:szCs w:val="21"/>
+        </w:rPr>
+        <w:t>γ</w:t>
+      </w:r>
+      <w:r>
+        <w:rPr>
+          <w:rFonts w:hint="eastAsia"/>
+          <w:i/>
+          <w:iCs/>
+          <w:sz w:val="21"/>
+          <w:szCs w:val="21"/>
+          <w:vertAlign w:val="subscript"/>
+        </w:rPr>
+        <w:t>i</w:t>
+      </w:r>
+      <w:proofErr w:type="spellEnd"/>
+      <w:r>
+        <w:rPr>
+          <w:sz w:val="21"/>
+          <w:szCs w:val="21"/>
+        </w:rPr>
+        <w:t xml:space="preserve"> </w:t>
+      </w:r>
+      <w:r>
+        <w:rPr>
+          <w:rFonts w:ascii="Cambria Math" w:hAnsi="Cambria Math" w:cs="Cambria Math"/>
+          <w:sz w:val="21"/>
+          <w:szCs w:val="21"/>
+        </w:rPr>
+        <w:t>∈</w:t>
+      </w:r>
+      <w:r>
+        <w:rPr>
+          <w:sz w:val="21"/>
+          <w:szCs w:val="21"/>
+        </w:rPr>
+        <w:t xml:space="preserve"> [1.0, 4.0]</w:t>
+      </w:r>
+    </w:p>
+    <w:p>
+      <w:pPr>
+        <w:spacing w:line="276" w:lineRule="auto"/>
+        <w:ind w:firstLineChars="0" w:firstLine="420"/>
+        <w:rPr>
+          <w:sz w:val="21"/>
+          <w:szCs w:val="21"/>
+        </w:rPr>
+      </w:pPr>
+      <w:r>
+        <w:rPr>
+          <w:sz w:val="21"/>
+          <w:szCs w:val="21"/>
+        </w:rPr>
+        <w:t>A larger</w:t>
+      </w:r>
+      <w:r>
+        <w:rPr>
+          <w:rFonts w:hint="eastAsia"/>
+          <w:sz w:val="21"/>
+          <w:szCs w:val="21"/>
+        </w:rPr>
+        <w:t xml:space="preserve"> </w:t>
+      </w:r>
+      <w:proofErr w:type="spellStart"/>
+      <w:r>
+        <w:rPr>
+          <w:i/>
+          <w:iCs/>
+          <w:sz w:val="21"/>
+          <w:szCs w:val="21"/>
+        </w:rPr>
+        <w:t>γ</w:t>
+      </w:r>
+      <w:r>
+        <w:rPr>
+          <w:rFonts w:hint="eastAsia"/>
+          <w:i/>
+          <w:iCs/>
+          <w:sz w:val="21"/>
+          <w:szCs w:val="21"/>
+          <w:vertAlign w:val="subscript"/>
+        </w:rPr>
+        <w:t>i</w:t>
+      </w:r>
+      <w:proofErr w:type="spellEnd"/>
+      <w:r>
+        <w:rPr>
+          <w:sz w:val="21"/>
+          <w:szCs w:val="21"/>
+        </w:rPr>
+        <w:t xml:space="preserve"> expands the constrained sampling region and improves exploration capability, whereas a smaller </w:t>
+      </w:r>
+      <w:proofErr w:type="spellStart"/>
+      <w:r>
+        <w:rPr>
+          <w:i/>
+          <w:iCs/>
+          <w:sz w:val="21"/>
+          <w:szCs w:val="21"/>
+        </w:rPr>
+        <w:t>γ</w:t>
+      </w:r>
+      <w:r>
+        <w:rPr>
+          <w:rFonts w:hint="eastAsia"/>
+          <w:i/>
+          <w:iCs/>
+          <w:sz w:val="21"/>
+          <w:szCs w:val="21"/>
+          <w:vertAlign w:val="subscript"/>
+        </w:rPr>
+        <w:t>i</w:t>
+      </w:r>
+      <w:proofErr w:type="spellEnd"/>
+      <w:r>
+        <w:rPr>
+          <w:rFonts w:hint="eastAsia"/>
+          <w:sz w:val="21"/>
+          <w:szCs w:val="21"/>
+        </w:rPr>
+        <w:t xml:space="preserve"> </w:t>
+      </w:r>
+      <w:r>
+        <w:rPr>
+          <w:sz w:val="21"/>
+          <w:szCs w:val="21"/>
+        </w:rPr>
+        <w:t>produces a tighter sampling region and promotes local convergence.</w:t>
+      </w:r>
+      <w:r>
+        <w:rPr>
+          <w:rFonts w:hint="eastAsia"/>
+          <w:sz w:val="21"/>
+          <w:szCs w:val="21"/>
+        </w:rPr>
+        <w:t xml:space="preserve"> </w:t>
+      </w:r>
+      <w:r>
+        <w:rPr>
+          <w:sz w:val="21"/>
+          <w:szCs w:val="21"/>
+        </w:rPr>
+        <w:t xml:space="preserve">The informed </w:t>
+      </w:r>
+      <w:proofErr w:type="gramStart"/>
+      <w:r>
+        <w:rPr>
+          <w:sz w:val="21"/>
+          <w:szCs w:val="21"/>
+        </w:rPr>
+        <w:t>sampling</w:t>
+      </w:r>
+      <w:proofErr w:type="gramEnd"/>
+      <w:r>
+        <w:rPr>
+          <w:sz w:val="21"/>
+          <w:szCs w:val="21"/>
+        </w:rPr>
+        <w:t xml:space="preserve"> probability is </w:t>
+      </w:r>
+      <w:r>
+        <w:rPr>
+          <w:sz w:val="21"/>
+          <w:szCs w:val="21"/>
+        </w:rPr>
+        <w:t>bounded by</w:t>
+      </w:r>
+      <w:r>
+        <w:rPr>
+          <w:sz w:val="21"/>
+          <w:szCs w:val="21"/>
+        </w:rPr>
+        <w:t>:</w:t>
+      </w:r>
+    </w:p>
+    <w:p>
+      <w:pPr>
+        <w:spacing w:line="276" w:lineRule="auto"/>
+        <w:ind w:firstLineChars="0" w:firstLine="0"/>
+        <w:jc w:val="center"/>
+        <w:rPr>
+          <w:sz w:val="21"/>
+          <w:szCs w:val="21"/>
+        </w:rPr>
+      </w:pPr>
+      <w:r>
+        <w:rPr>
+          <w:i/>
+          <w:iCs/>
+          <w:sz w:val="21"/>
+          <w:szCs w:val="21"/>
         </w:rPr>
         <w:t>p</w:t>
       </w:r>
       <w:r>
         <w:rPr>
-          <w:sz w:val="21"/>
-          <w:szCs w:val="21"/>
-        </w:rPr>
-        <w:t xml:space="preserve"> are restricted within predefined </w:t>
-      </w:r>
-      <w:r>
-        <w:rPr>
-          <w:sz w:val="21"/>
-          <w:szCs w:val="21"/>
-        </w:rPr>
-        <w:t>ranges</w:t>
-      </w:r>
-      <w:r>
-        <w:rPr>
-          <w:sz w:val="21"/>
-          <w:szCs w:val="21"/>
-        </w:rPr>
-        <w:t xml:space="preserve">. The expansion coefficient is </w:t>
-      </w:r>
-      <w:r>
-        <w:rPr>
-          <w:sz w:val="21"/>
-          <w:szCs w:val="21"/>
-        </w:rPr>
-        <w:t>bounded by</w:t>
-      </w:r>
-      <w:r>
-        <w:rPr>
-          <w:sz w:val="21"/>
-          <w:szCs w:val="21"/>
-        </w:rPr>
-        <w:t>:</w:t>
+          <w:rFonts w:hint="eastAsia"/>
+          <w:i/>
+          <w:iCs/>
+          <w:sz w:val="21"/>
+          <w:szCs w:val="21"/>
+          <w:vertAlign w:val="subscript"/>
+        </w:rPr>
+        <w:t>i</w:t>
+      </w:r>
+      <w:r>
+        <w:rPr>
+          <w:sz w:val="21"/>
+          <w:szCs w:val="21"/>
+        </w:rPr>
+        <w:t xml:space="preserve"> </w:t>
+      </w:r>
+      <w:r>
+        <w:rPr>
+          <w:rFonts w:ascii="Cambria Math" w:hAnsi="Cambria Math" w:cs="Cambria Math"/>
+          <w:sz w:val="21"/>
+          <w:szCs w:val="21"/>
+        </w:rPr>
+        <w:t>∈</w:t>
+      </w:r>
+      <w:r>
+        <w:rPr>
+          <w:sz w:val="21"/>
+          <w:szCs w:val="21"/>
+        </w:rPr>
+        <w:t xml:space="preserve"> [0</w:t>
+      </w:r>
+      <w:r>
+        <w:rPr>
+          <w:rFonts w:hint="eastAsia"/>
+          <w:sz w:val="21"/>
+          <w:szCs w:val="21"/>
+        </w:rPr>
+        <w:t>.2</w:t>
+      </w:r>
+      <w:r>
+        <w:rPr>
+          <w:sz w:val="21"/>
+          <w:szCs w:val="21"/>
+        </w:rPr>
+        <w:t>, 0.95]</w:t>
+      </w:r>
+    </w:p>
+    <w:p>
+      <w:pPr>
+        <w:spacing w:line="276" w:lineRule="auto"/>
+        <w:ind w:firstLineChars="0" w:firstLine="420"/>
+        <w:rPr>
+          <w:sz w:val="21"/>
+          <w:szCs w:val="21"/>
+        </w:rPr>
+      </w:pPr>
+      <w:r>
+        <w:rPr>
+          <w:rFonts w:hint="eastAsia"/>
+          <w:sz w:val="21"/>
+          <w:szCs w:val="21"/>
+        </w:rPr>
+        <w:t>D</w:t>
+      </w:r>
+      <w:r>
+        <w:rPr>
+          <w:sz w:val="21"/>
+          <w:szCs w:val="21"/>
+        </w:rPr>
+        <w:t>uring the feedback regulation stage</w:t>
+      </w:r>
+      <w:r>
+        <w:rPr>
+          <w:sz w:val="21"/>
+          <w:szCs w:val="21"/>
+        </w:rPr>
+        <w:t xml:space="preserve">. </w:t>
+      </w:r>
+      <w:r>
+        <w:rPr>
+          <w:i/>
+          <w:iCs/>
+          <w:sz w:val="21"/>
+          <w:szCs w:val="21"/>
+        </w:rPr>
+        <w:t>p</w:t>
+      </w:r>
+      <w:r>
+        <w:rPr>
+          <w:rFonts w:hint="eastAsia"/>
+          <w:i/>
+          <w:iCs/>
+          <w:sz w:val="21"/>
+          <w:szCs w:val="21"/>
+          <w:vertAlign w:val="subscript"/>
+        </w:rPr>
+        <w:t>i</w:t>
+      </w:r>
+      <w:r>
+        <w:rPr>
+          <w:sz w:val="21"/>
+          <w:szCs w:val="21"/>
+        </w:rPr>
+        <w:t xml:space="preserve"> is adjusted within this range according to the search state. </w:t>
+      </w:r>
+      <w:r>
+        <w:rPr>
+          <w:sz w:val="21"/>
+          <w:szCs w:val="21"/>
+        </w:rPr>
+        <w:t>The value</w:t>
+      </w:r>
+      <w:r>
+        <w:rPr>
+          <w:rFonts w:hint="eastAsia"/>
+          <w:sz w:val="21"/>
+          <w:szCs w:val="21"/>
+        </w:rPr>
+        <w:t xml:space="preserve"> </w:t>
+      </w:r>
+      <w:r>
+        <w:rPr>
+          <w:i/>
+          <w:iCs/>
+          <w:sz w:val="21"/>
+          <w:szCs w:val="21"/>
+        </w:rPr>
+        <w:t>p</w:t>
+      </w:r>
+      <w:r>
+        <w:rPr>
+          <w:rFonts w:hint="eastAsia"/>
+          <w:i/>
+          <w:iCs/>
+          <w:sz w:val="21"/>
+          <w:szCs w:val="21"/>
+          <w:vertAlign w:val="subscript"/>
+        </w:rPr>
+        <w:t>i</w:t>
+      </w:r>
+      <w:r>
+        <w:rPr>
+          <w:rFonts w:hint="eastAsia"/>
+          <w:sz w:val="21"/>
+          <w:szCs w:val="21"/>
+        </w:rPr>
+        <w:t xml:space="preserve">=0 </w:t>
+      </w:r>
+      <w:r>
+        <w:rPr>
+          <w:sz w:val="21"/>
+          <w:szCs w:val="21"/>
+        </w:rPr>
+        <w:t>is used only before a feasible solution is obtained</w:t>
+      </w:r>
+      <w:r>
+        <w:rPr>
+          <w:sz w:val="21"/>
+          <w:szCs w:val="21"/>
+        </w:rPr>
+        <w:t xml:space="preserve">. </w:t>
+      </w:r>
+      <w:r>
+        <w:rPr>
+          <w:sz w:val="21"/>
+          <w:szCs w:val="21"/>
+        </w:rPr>
+        <w:t xml:space="preserve">A smaller </w:t>
+      </w:r>
+      <w:r>
+        <w:rPr>
+          <w:i/>
+          <w:iCs/>
+          <w:sz w:val="21"/>
+          <w:szCs w:val="21"/>
+        </w:rPr>
+        <w:t>p</w:t>
+      </w:r>
+      <w:r>
+        <w:rPr>
+          <w:rFonts w:hint="eastAsia"/>
+          <w:i/>
+          <w:iCs/>
+          <w:sz w:val="21"/>
+          <w:szCs w:val="21"/>
+          <w:vertAlign w:val="subscript"/>
+        </w:rPr>
+        <w:t>i</w:t>
+      </w:r>
+      <w:r>
+        <w:rPr>
+          <w:rFonts w:hint="eastAsia"/>
+          <w:sz w:val="21"/>
+          <w:szCs w:val="21"/>
+        </w:rPr>
+        <w:t xml:space="preserve"> </w:t>
+      </w:r>
+      <w:r>
+        <w:rPr>
+          <w:sz w:val="21"/>
+          <w:szCs w:val="21"/>
+        </w:rPr>
+        <w:t xml:space="preserve">maintains a higher proportion of global exploration, </w:t>
+      </w:r>
+      <w:r>
+        <w:rPr>
+          <w:sz w:val="21"/>
+          <w:szCs w:val="21"/>
+        </w:rPr>
+        <w:t xml:space="preserve">whereas </w:t>
+      </w:r>
+      <w:r>
+        <w:rPr>
+          <w:sz w:val="21"/>
+          <w:szCs w:val="21"/>
+        </w:rPr>
+        <w:t>a larger</w:t>
+      </w:r>
+      <w:r>
+        <w:rPr>
+          <w:rFonts w:hint="eastAsia"/>
+          <w:sz w:val="21"/>
+          <w:szCs w:val="21"/>
+        </w:rPr>
+        <w:t xml:space="preserve"> </w:t>
+      </w:r>
+      <w:r>
+        <w:rPr>
+          <w:i/>
+          <w:iCs/>
+          <w:sz w:val="21"/>
+          <w:szCs w:val="21"/>
+        </w:rPr>
+        <w:t>p</w:t>
+      </w:r>
+      <w:r>
+        <w:rPr>
+          <w:rFonts w:hint="eastAsia"/>
+          <w:i/>
+          <w:iCs/>
+          <w:sz w:val="21"/>
+          <w:szCs w:val="21"/>
+          <w:vertAlign w:val="subscript"/>
+        </w:rPr>
+        <w:t>i</w:t>
+      </w:r>
+      <w:r>
+        <w:rPr>
+          <w:sz w:val="21"/>
+          <w:szCs w:val="21"/>
+        </w:rPr>
+        <w:t xml:space="preserve"> increases the contribution of informed sampling </w:t>
+      </w:r>
+      <w:r>
+        <w:rPr>
+          <w:sz w:val="21"/>
+          <w:szCs w:val="21"/>
+        </w:rPr>
+        <w:t>and promotes local refinement</w:t>
+      </w:r>
+      <w:r>
+        <w:rPr>
+          <w:sz w:val="21"/>
+          <w:szCs w:val="21"/>
+        </w:rPr>
+        <w:t>.</w:t>
+      </w:r>
+    </w:p>
+    <w:p>
+      <w:pPr>
+        <w:spacing w:line="276" w:lineRule="auto"/>
+        <w:ind w:firstLineChars="0" w:firstLine="420"/>
+        <w:rPr>
+          <w:sz w:val="21"/>
+          <w:szCs w:val="21"/>
+        </w:rPr>
+      </w:pPr>
+      <w:r>
+        <w:rPr>
+          <w:sz w:val="21"/>
+          <w:szCs w:val="21"/>
+        </w:rPr>
+        <w:t xml:space="preserve">Under the closed-loop regulation of SSFOR, both parameters are dynamically </w:t>
+      </w:r>
+      <w:r>
+        <w:rPr>
+          <w:sz w:val="21"/>
+          <w:szCs w:val="21"/>
+        </w:rPr>
+        <w:t>adjusted for each search direction within the above ranges</w:t>
+      </w:r>
+      <w:r>
+        <w:rPr>
+          <w:sz w:val="21"/>
+          <w:szCs w:val="21"/>
+        </w:rPr>
+        <w:t xml:space="preserve">, </w:t>
+      </w:r>
+      <w:r>
+        <w:rPr>
+          <w:sz w:val="21"/>
+          <w:szCs w:val="21"/>
+        </w:rPr>
+        <w:t xml:space="preserve">allowing the two constrained sampling regions to adapt independently to their respective search states. This regulation prevents excessive expansion or premature contraction of the sampling domains while maintaining a balance between exploration </w:t>
+      </w:r>
+      <w:r>
+        <w:rPr>
+          <w:sz w:val="21"/>
+          <w:szCs w:val="21"/>
+        </w:rPr>
+        <w:lastRenderedPageBreak/>
+        <w:t>capability and convergence efficiency</w:t>
+      </w:r>
+      <w:r>
+        <w:rPr>
+          <w:sz w:val="21"/>
+          <w:szCs w:val="21"/>
+        </w:rPr>
+        <w:t>.</w:t>
       </w:r>
     </w:p>
     <w:p>
@@ -4155,353 +6000,9 @@
       </w:pPr>
       <w:r>
         <w:rPr>
-          <w:i/>
-          <w:iCs/>
-          <w:sz w:val="21"/>
-          <w:szCs w:val="21"/>
-        </w:rPr>
-        <w:t>γ</w:t>
-      </w:r>
-      <w:r>
-        <w:rPr>
-          <w:sz w:val="21"/>
-          <w:szCs w:val="21"/>
-        </w:rPr>
-        <w:t xml:space="preserve"> </w:t>
-      </w:r>
-      <w:r>
-        <w:rPr>
-          <w:rFonts w:ascii="Cambria Math" w:hAnsi="Cambria Math" w:cs="Cambria Math"/>
-          <w:sz w:val="21"/>
-          <w:szCs w:val="21"/>
-        </w:rPr>
-        <w:t>∈</w:t>
-      </w:r>
-      <w:r>
-        <w:rPr>
-          <w:sz w:val="21"/>
-          <w:szCs w:val="21"/>
-        </w:rPr>
-        <w:t xml:space="preserve"> [1.0, 4.0]</w:t>
-      </w:r>
-    </w:p>
-    <w:p>
-      <w:pPr>
-        <w:spacing w:line="276" w:lineRule="auto"/>
-        <w:ind w:firstLineChars="0" w:firstLine="0"/>
-        <w:rPr>
-          <w:sz w:val="21"/>
-          <w:szCs w:val="21"/>
-        </w:rPr>
-      </w:pPr>
-      <w:r>
-        <w:rPr>
-          <w:sz w:val="21"/>
-          <w:szCs w:val="21"/>
-        </w:rPr>
-        <w:t>A larger</w:t>
-      </w:r>
-      <w:r>
-        <w:rPr>
-          <w:rFonts w:hint="eastAsia"/>
-          <w:sz w:val="21"/>
-          <w:szCs w:val="21"/>
-        </w:rPr>
-        <w:t xml:space="preserve"> </w:t>
-      </w:r>
-      <w:r>
-        <w:rPr>
-          <w:i/>
-          <w:iCs/>
-          <w:sz w:val="21"/>
-          <w:szCs w:val="21"/>
-        </w:rPr>
-        <w:t>γ</w:t>
-      </w:r>
-      <w:r>
-        <w:rPr>
-          <w:sz w:val="21"/>
-          <w:szCs w:val="21"/>
-        </w:rPr>
-        <w:t xml:space="preserve"> expands the constrained sampling region and improves exploration capability, whereas a smaller </w:t>
-      </w:r>
-      <w:r>
-        <w:rPr>
-          <w:i/>
-          <w:iCs/>
-          <w:sz w:val="21"/>
-          <w:szCs w:val="21"/>
-        </w:rPr>
-        <w:t>γ</w:t>
-      </w:r>
-      <w:r>
-        <w:rPr>
-          <w:rFonts w:hint="eastAsia"/>
-          <w:sz w:val="21"/>
-          <w:szCs w:val="21"/>
-        </w:rPr>
-        <w:t xml:space="preserve"> </w:t>
-      </w:r>
-      <w:r>
-        <w:rPr>
-          <w:sz w:val="21"/>
-          <w:szCs w:val="21"/>
-        </w:rPr>
-        <w:t>produces a tighter sampling region and promotes local convergence.</w:t>
-      </w:r>
-      <w:r>
-        <w:rPr>
-          <w:rFonts w:hint="eastAsia"/>
-          <w:sz w:val="21"/>
-          <w:szCs w:val="21"/>
-        </w:rPr>
-        <w:t xml:space="preserve"> </w:t>
-      </w:r>
-      <w:r>
-        <w:rPr>
-          <w:sz w:val="21"/>
-          <w:szCs w:val="21"/>
-        </w:rPr>
-        <w:t xml:space="preserve">The informed </w:t>
-      </w:r>
-      <w:proofErr w:type="gramStart"/>
-      <w:r>
-        <w:rPr>
-          <w:sz w:val="21"/>
-          <w:szCs w:val="21"/>
-        </w:rPr>
-        <w:t>sampling</w:t>
-      </w:r>
-      <w:proofErr w:type="gramEnd"/>
-      <w:r>
-        <w:rPr>
-          <w:sz w:val="21"/>
-          <w:szCs w:val="21"/>
-        </w:rPr>
-        <w:t xml:space="preserve"> probability is </w:t>
-      </w:r>
-      <w:r>
-        <w:rPr>
-          <w:sz w:val="21"/>
-          <w:szCs w:val="21"/>
-        </w:rPr>
-        <w:t>bounded by</w:t>
-      </w:r>
-      <w:r>
-        <w:rPr>
-          <w:sz w:val="21"/>
-          <w:szCs w:val="21"/>
-        </w:rPr>
-        <w:t>:</w:t>
-      </w:r>
-    </w:p>
-    <w:p>
-      <w:pPr>
-        <w:spacing w:line="276" w:lineRule="auto"/>
-        <w:ind w:firstLineChars="0" w:firstLine="0"/>
-        <w:jc w:val="center"/>
-        <w:rPr>
-          <w:sz w:val="21"/>
-          <w:szCs w:val="21"/>
-        </w:rPr>
-      </w:pPr>
-      <w:r>
-        <w:rPr>
-          <w:i/>
-          <w:iCs/>
-          <w:sz w:val="21"/>
-          <w:szCs w:val="21"/>
-        </w:rPr>
-        <w:t>p</w:t>
-      </w:r>
-      <w:r>
-        <w:rPr>
-          <w:sz w:val="21"/>
-          <w:szCs w:val="21"/>
-        </w:rPr>
-        <w:t xml:space="preserve"> </w:t>
-      </w:r>
-      <w:r>
-        <w:rPr>
-          <w:rFonts w:ascii="Cambria Math" w:hAnsi="Cambria Math" w:cs="Cambria Math"/>
-          <w:sz w:val="21"/>
-          <w:szCs w:val="21"/>
-        </w:rPr>
-        <w:t>∈</w:t>
-      </w:r>
-      <w:r>
-        <w:rPr>
-          <w:sz w:val="21"/>
-          <w:szCs w:val="21"/>
-        </w:rPr>
-        <w:t xml:space="preserve"> [0, 0.95]</w:t>
-      </w:r>
-    </w:p>
-    <w:p>
-      <w:pPr>
-        <w:spacing w:line="276" w:lineRule="auto"/>
-        <w:ind w:firstLineChars="0" w:firstLine="0"/>
-        <w:rPr>
-          <w:sz w:val="21"/>
-          <w:szCs w:val="21"/>
-        </w:rPr>
-      </w:pPr>
-      <w:r>
-        <w:rPr>
-          <w:sz w:val="21"/>
-          <w:szCs w:val="21"/>
-        </w:rPr>
-        <w:t>During the feedback regulation stage</w:t>
-      </w:r>
-      <w:r>
-        <w:rPr>
-          <w:rFonts w:hint="eastAsia"/>
-          <w:sz w:val="21"/>
-          <w:szCs w:val="21"/>
-        </w:rPr>
-        <w:t xml:space="preserve">, </w:t>
-      </w:r>
-      <w:r>
-        <w:rPr>
-          <w:i/>
-          <w:iCs/>
-          <w:sz w:val="21"/>
-          <w:szCs w:val="21"/>
-        </w:rPr>
-        <w:t>p</w:t>
-      </w:r>
-      <w:r>
-        <w:rPr>
-          <w:rFonts w:hint="eastAsia"/>
-          <w:sz w:val="21"/>
-          <w:szCs w:val="21"/>
-        </w:rPr>
-        <w:t xml:space="preserve"> </w:t>
-      </w:r>
-      <w:r>
-        <w:rPr>
-          <w:sz w:val="21"/>
-          <w:szCs w:val="21"/>
-        </w:rPr>
-        <w:t xml:space="preserve">is adjusted within this range according to the search state. </w:t>
-      </w:r>
-      <w:r>
-        <w:rPr>
-          <w:sz w:val="21"/>
-          <w:szCs w:val="21"/>
-        </w:rPr>
-        <w:t xml:space="preserve">A smaller </w:t>
-      </w:r>
-      <w:r>
-        <w:rPr>
-          <w:i/>
-          <w:iCs/>
-          <w:sz w:val="21"/>
-          <w:szCs w:val="21"/>
-        </w:rPr>
-        <w:t>p</w:t>
-      </w:r>
-      <w:r>
-        <w:rPr>
-          <w:rFonts w:hint="eastAsia"/>
-          <w:sz w:val="21"/>
-          <w:szCs w:val="21"/>
-        </w:rPr>
-        <w:t xml:space="preserve"> </w:t>
-      </w:r>
-      <w:r>
-        <w:rPr>
-          <w:sz w:val="21"/>
-          <w:szCs w:val="21"/>
-        </w:rPr>
-        <w:t xml:space="preserve">maintains a higher proportion of global exploration, </w:t>
-      </w:r>
-      <w:r>
-        <w:rPr>
-          <w:sz w:val="21"/>
-          <w:szCs w:val="21"/>
-        </w:rPr>
-        <w:t xml:space="preserve">whereas </w:t>
-      </w:r>
-      <w:r>
-        <w:rPr>
-          <w:sz w:val="21"/>
-          <w:szCs w:val="21"/>
-        </w:rPr>
-        <w:t>a larger</w:t>
-      </w:r>
-      <w:r>
-        <w:rPr>
-          <w:rFonts w:hint="eastAsia"/>
-          <w:sz w:val="21"/>
-          <w:szCs w:val="21"/>
-        </w:rPr>
-        <w:t xml:space="preserve"> </w:t>
-      </w:r>
-      <w:r>
-        <w:rPr>
-          <w:i/>
-          <w:iCs/>
-          <w:sz w:val="21"/>
-          <w:szCs w:val="21"/>
-        </w:rPr>
-        <w:t>p</w:t>
-      </w:r>
-      <w:r>
-        <w:rPr>
-          <w:sz w:val="21"/>
-          <w:szCs w:val="21"/>
-        </w:rPr>
-        <w:t xml:space="preserve"> increases the contribution of informed sampling </w:t>
-      </w:r>
-      <w:r>
-        <w:rPr>
-          <w:sz w:val="21"/>
-          <w:szCs w:val="21"/>
-        </w:rPr>
-        <w:t>and promotes local refinement</w:t>
-      </w:r>
-      <w:r>
-        <w:rPr>
-          <w:sz w:val="21"/>
-          <w:szCs w:val="21"/>
-        </w:rPr>
-        <w:t>.</w:t>
-      </w:r>
-    </w:p>
-    <w:p>
-      <w:pPr>
-        <w:spacing w:line="276" w:lineRule="auto"/>
-        <w:ind w:firstLineChars="0" w:firstLine="420"/>
-        <w:rPr>
-          <w:sz w:val="21"/>
-          <w:szCs w:val="21"/>
-        </w:rPr>
-      </w:pPr>
-      <w:r>
-        <w:rPr>
-          <w:sz w:val="21"/>
-          <w:szCs w:val="21"/>
-        </w:rPr>
-        <w:t>Under the closed-loop regulation of SSFOR, both parameters are dynamically adjusted within the above ranges, preventing excessive expansion or premature contraction of the constrained sampling domains and improving the balance between exploration capability and convergence efficiency.</w:t>
-      </w:r>
-    </w:p>
-    <w:p>
-      <w:pPr>
-        <w:spacing w:line="276" w:lineRule="auto"/>
-        <w:ind w:firstLineChars="0" w:firstLine="420"/>
-        <w:jc w:val="center"/>
-        <w:rPr>
-          <w:sz w:val="21"/>
-          <w:szCs w:val="21"/>
-        </w:rPr>
-      </w:pPr>
-      <w:r>
-        <w:rPr>
           <w:rFonts w:hint="eastAsia"/>
           <w:noProof/>
         </w:rPr>
-        <w:lastRenderedPageBreak/>
         <w:drawing>
           <wp:inline distT="0" distB="0" distL="0" distR="0" wp14:anchorId="3510374B" wp14:editId="4A261575">
             <wp:extent cx="4165200" cy="3060000"/>
@@ -4518,7 +6019,7 @@
                     <pic:cNvPicPr/>
                   </pic:nvPicPr>
                   <pic:blipFill>
-                    <a:blip r:embed="rId25" cstate="print">
+                    <a:blip r:embed="rId33" cstate="print">
                       <a:extLst>
                         <a:ext uri="{28A0092B-C50C-407E-A947-70E740481C1C}">
                           <a14:useLocalDpi xmlns:a14="http://schemas.microsoft.com/office/drawing/2010/main" val="0"/>
@@ -4628,39 +6129,28 @@
           <w:sz w:val="21"/>
           <w:szCs w:val="21"/>
         </w:rPr>
-        <w:t xml:space="preserve">The SSFOR mechanism is integrated into the SC-RRT framework as an online parameter regulation module, where </w:t>
-      </w:r>
-      <w:r>
-        <w:rPr>
-          <w:i/>
-          <w:iCs/>
-          <w:sz w:val="21"/>
-          <w:szCs w:val="21"/>
-        </w:rPr>
-        <w:t>γ</w:t>
-      </w:r>
-      <w:r>
-        <w:rPr>
-          <w:sz w:val="21"/>
-          <w:szCs w:val="21"/>
-        </w:rPr>
-        <w:t xml:space="preserve"> and </w:t>
-      </w:r>
-      <w:r>
-        <w:rPr>
-          <w:i/>
-          <w:iCs/>
-          <w:sz w:val="21"/>
-          <w:szCs w:val="21"/>
-        </w:rPr>
-        <w:t>p</w:t>
-      </w:r>
-      <w:r>
-        <w:rPr>
-          <w:sz w:val="21"/>
-          <w:szCs w:val="21"/>
-        </w:rPr>
-        <w:t xml:space="preserve"> are dynamically adjusted according to the search state. The internal closed-loop regulation process of SSFOR is presented in Fig. 3, while the complete framework of SC-RRT, including the main search loop, SSFOR regulation, and ADCS sampling, is illustrated in Fig. 4. During execution, ADCS performs constrained sampling based on the updated parameters, and the complete search procedure in a representative two-dimensional environment is shown in Fig. 5.</w:t>
+        <w:t>The SSFOR mechanism is integrated into the SC-RRT framework as an online parameter regulation module</w:t>
+      </w:r>
+      <w:r>
+        <w:rPr>
+          <w:sz w:val="21"/>
+          <w:szCs w:val="21"/>
+        </w:rPr>
+        <w:t xml:space="preserve">. The internal closed-loop regulation process of SSFOR is presented in Fig. 3, while the complete framework of SC-RRT, including the main search loop, SSFOR regulation, and ADCS sampling, is illustrated in Fig. 4. During execution, ADCS performs constrained sampling based on the updated </w:t>
+      </w:r>
+      <w:r>
+        <w:rPr>
+          <w:sz w:val="21"/>
+          <w:szCs w:val="21"/>
+        </w:rPr>
+        <w:t>direction-specific parameters</w:t>
+      </w:r>
+      <w:r>
+        <w:rPr>
+          <w:sz w:val="21"/>
+          <w:szCs w:val="21"/>
+        </w:rPr>
+        <w:t>, and the complete search procedure in a representative two-dimensional environment is shown in Fig. 5.</w:t>
       </w:r>
     </w:p>
     <w:p>
@@ -4680,7 +6170,7 @@
           <w:szCs w:val="18"/>
         </w:rPr>
         <w:drawing>
-          <wp:inline distT="0" distB="0" distL="0" distR="0" wp14:anchorId="683A5427" wp14:editId="37BB481B">
+          <wp:inline distT="0" distB="0" distL="0" distR="0" wp14:anchorId="683A5427" wp14:editId="1D971FE6">
             <wp:extent cx="3700800" cy="3060000"/>
             <wp:effectExtent l="0" t="0" r="0" b="7620"/>
             <wp:docPr id="826820190" name="图片 5"/>
@@ -4695,7 +6185,7 @@
                     <pic:cNvPicPr/>
                   </pic:nvPicPr>
                   <pic:blipFill>
-                    <a:blip r:embed="rId26" cstate="print">
+                    <a:blip r:embed="rId34" cstate="print">
                       <a:extLst>
                         <a:ext uri="{28A0092B-C50C-407E-A947-70E740481C1C}">
                           <a14:useLocalDpi xmlns:a14="http://schemas.microsoft.com/office/drawing/2010/main" val="0"/>
@@ -4892,10 +6382,10 @@
           <w:szCs w:val="21"/>
         </w:rPr>
         <w:object w:dxaOrig="4860" w:dyaOrig="720" w14:anchorId="0D667EBC">
-          <v:shape id="_x0000_i1029" type="#_x0000_t75" style="width:243.05pt;height:36.25pt" o:ole="">
-            <v:imagedata r:id="rId27" o:title=""/>
+          <v:shape id="_x0000_i1085" type="#_x0000_t75" style="width:243.05pt;height:36.25pt" o:ole="">
+            <v:imagedata r:id="rId35" o:title=""/>
           </v:shape>
-          <o:OLEObject Type="Embed" ProgID="Equation.DSMT4" ShapeID="_x0000_i1029" DrawAspect="Content" ObjectID="_1849525234" r:id="rId28"/>
+          <o:OLEObject Type="Embed" ProgID="Equation.DSMT4" ShapeID="_x0000_i1085" DrawAspect="Content" ObjectID="_1849636514" r:id="rId36"/>
         </w:object>
       </w:r>
     </w:p>
@@ -4929,10 +6419,10 @@
           <w:szCs w:val="21"/>
         </w:rPr>
         <w:object w:dxaOrig="2079" w:dyaOrig="380" w14:anchorId="5B786A75">
-          <v:shape id="_x0000_i1030" type="#_x0000_t75" style="width:104.05pt;height:19.2pt" o:ole="">
-            <v:imagedata r:id="rId29" o:title=""/>
+          <v:shape id="_x0000_i1086" type="#_x0000_t75" style="width:104.05pt;height:19.2pt" o:ole="">
+            <v:imagedata r:id="rId37" o:title=""/>
           </v:shape>
-          <o:OLEObject Type="Embed" ProgID="Equation.DSMT4" ShapeID="_x0000_i1030" DrawAspect="Content" ObjectID="_1849525235" r:id="rId30"/>
+          <o:OLEObject Type="Embed" ProgID="Equation.DSMT4" ShapeID="_x0000_i1086" DrawAspect="Content" ObjectID="_1849636515" r:id="rId38"/>
         </w:object>
       </w:r>
       <w:r>
@@ -4970,10 +6460,10 @@
           <w:szCs w:val="21"/>
         </w:rPr>
         <w:object w:dxaOrig="2180" w:dyaOrig="360" w14:anchorId="72123251">
-          <v:shape id="_x0000_i1031" type="#_x0000_t75" style="width:109.3pt;height:18.15pt" o:ole="">
-            <v:imagedata r:id="rId31" o:title=""/>
+          <v:shape id="_x0000_i1087" type="#_x0000_t75" style="width:109.3pt;height:18.15pt" o:ole="">
+            <v:imagedata r:id="rId39" o:title=""/>
           </v:shape>
-          <o:OLEObject Type="Embed" ProgID="Equation.DSMT4" ShapeID="_x0000_i1031" DrawAspect="Content" ObjectID="_1849525236" r:id="rId32"/>
+          <o:OLEObject Type="Embed" ProgID="Equation.DSMT4" ShapeID="_x0000_i1087" DrawAspect="Content" ObjectID="_1849636516" r:id="rId40"/>
         </w:object>
       </w:r>
       <w:r>
@@ -6068,7 +7558,7 @@
                     <pic:cNvPicPr/>
                   </pic:nvPicPr>
                   <pic:blipFill>
-                    <a:blip r:embed="rId33" cstate="print">
+                    <a:blip r:embed="rId41" cstate="print">
                       <a:extLst>
                         <a:ext uri="{28A0092B-C50C-407E-A947-70E740481C1C}">
                           <a14:useLocalDpi xmlns:a14="http://schemas.microsoft.com/office/drawing/2010/main" val="0"/>
@@ -6220,7 +7710,7 @@
                     <pic:cNvPicPr/>
                   </pic:nvPicPr>
                   <pic:blipFill>
-                    <a:blip r:embed="rId34" cstate="print">
+                    <a:blip r:embed="rId42" cstate="print">
                       <a:extLst>
                         <a:ext uri="{28A0092B-C50C-407E-A947-70E740481C1C}">
                           <a14:useLocalDpi xmlns:a14="http://schemas.microsoft.com/office/drawing/2010/main" val="0"/>
@@ -7777,7 +9267,21 @@
           <w:sz w:val="21"/>
           <w:szCs w:val="21"/>
         </w:rPr>
-        <w:t xml:space="preserve">Overall, the comparison results demonstrate that SC-RRT effectively improves sampling efficiency while preserving competitive path quality. The integration of bidirectional search, adaptive dual-super-ellipsoid constrained sampling (ADCS), and search state feedback-based online regulation (SSFOR) enables the algorithm to achieve a better balance between exploration </w:t>
+        <w:t xml:space="preserve">Overall, the comparison results demonstrate that SC-RRT effectively improves sampling efficiency while preserving competitive path quality. The integration of bidirectional search, adaptive dual-super-ellipsoid constrained sampling (ADCS), and </w:t>
+      </w:r>
+      <w:r>
+        <w:rPr>
+          <w:sz w:val="21"/>
+          <w:szCs w:val="21"/>
+        </w:rPr>
+        <w:t>Search State Feedback-Based Online Regulation</w:t>
+      </w:r>
+      <w:r>
+        <w:rPr>
+          <w:sz w:val="21"/>
+          <w:szCs w:val="21"/>
+        </w:rPr>
+        <w:t xml:space="preserve"> (SSFOR) enables the algorithm to achieve a better balance between exploration </w:t>
       </w:r>
       <w:r>
         <w:rPr>
@@ -8519,7 +10023,7 @@
                     </pic:cNvPicPr>
                   </pic:nvPicPr>
                   <pic:blipFill>
-                    <a:blip r:embed="rId35" cstate="print">
+                    <a:blip r:embed="rId43" cstate="print">
                       <a:extLst>
                         <a:ext uri="{28A0092B-C50C-407E-A947-70E740481C1C}">
                           <a14:useLocalDpi xmlns:a14="http://schemas.microsoft.com/office/drawing/2010/main" val="0"/>
@@ -8705,7 +10209,7 @@
                     </pic:cNvPicPr>
                   </pic:nvPicPr>
                   <pic:blipFill>
-                    <a:blip r:embed="rId36" cstate="print">
+                    <a:blip r:embed="rId44" cstate="print">
                       <a:extLst>
                         <a:ext uri="{28A0092B-C50C-407E-A947-70E740481C1C}">
                           <a14:useLocalDpi xmlns:a14="http://schemas.microsoft.com/office/drawing/2010/main" val="0"/>
@@ -8854,7 +10358,7 @@
                     </pic:cNvPicPr>
                   </pic:nvPicPr>
                   <pic:blipFill>
-                    <a:blip r:embed="rId37" cstate="print">
+                    <a:blip r:embed="rId45" cstate="print">
                       <a:extLst>
                         <a:ext uri="{28A0092B-C50C-407E-A947-70E740481C1C}">
                           <a14:useLocalDpi xmlns:a14="http://schemas.microsoft.com/office/drawing/2010/main" val="0"/>
@@ -9632,7 +11136,35 @@
           <w:sz w:val="21"/>
           <w:szCs w:val="21"/>
         </w:rPr>
-        <w:t xml:space="preserve"> algorithm is proposed for efficient motion planning in complex robotic manipulation environments. The proposed method aims to address the limitations of conventional sampling-based planners, including inefficient exploration, excessive sampling redundancy, and the trade-off between path optimality and computational efficiency. By integrating bidirectional search, adaptive dual-super-ellipsoid constrained sampling (ADCS), and search state feedback-based online regulation (SSFOR), SC-RRT dynamically adjusts the sampling process and concentrates exploration within high-potential regions, thereby improving convergence efficiency while maintaining competitive path quality.</w:t>
+        <w:t xml:space="preserve"> algorithm is proposed for efficient motion planning in complex robotic manipulation environments. The proposed method aims to address the limitations of conventional sampling-based planners, including inefficient exploration, excessive sampling redundancy, and the trade-off between path optimality and computational efficiency. By integrating bidirectional search, adaptive dual-super-ellipsoid constrained sampling (ADCS), and </w:t>
+      </w:r>
+      <w:r>
+        <w:rPr>
+          <w:sz w:val="21"/>
+          <w:szCs w:val="21"/>
+        </w:rPr>
+        <w:t>Search State Feedback-Based Online Regulation</w:t>
+      </w:r>
+      <w:r>
+        <w:rPr>
+          <w:sz w:val="21"/>
+          <w:szCs w:val="21"/>
+        </w:rPr>
+        <w:t xml:space="preserve"> (SSFOR), </w:t>
+      </w:r>
+      <w:r>
+        <w:rPr>
+          <w:sz w:val="21"/>
+          <w:szCs w:val="21"/>
+        </w:rPr>
+        <w:t>SC-RRT adaptively determines the sampling constraints according to the search state and concentrates sampling within promising regions, thereby improving convergence efficiency while maintaining competitive path quality</w:t>
+      </w:r>
+      <w:r>
+        <w:rPr>
+          <w:sz w:val="21"/>
+          <w:szCs w:val="21"/>
+        </w:rPr>
+        <w:t>.</w:t>
       </w:r>
     </w:p>
     <w:p>
@@ -13047,13 +14579,23 @@
         </w:rPr>
         <w:t xml:space="preserve"> </w:t>
       </w:r>
+      <w:proofErr w:type="spellStart"/>
       <w:r>
         <w:rPr>
           <w:rFonts w:hint="eastAsia"/>
           <w:sz w:val="16"/>
           <w:szCs w:val="16"/>
         </w:rPr>
-        <w:t>Xingyu Guo</w:t>
+        <w:t>Xingyu</w:t>
+      </w:r>
+      <w:proofErr w:type="spellEnd"/>
+      <w:r>
+        <w:rPr>
+          <w:rFonts w:hint="eastAsia"/>
+          <w:sz w:val="16"/>
+          <w:szCs w:val="16"/>
+        </w:rPr>
+        <w:t xml:space="preserve"> Guo</w:t>
       </w:r>
       <w:bookmarkEnd w:id="1"/>
     </w:p>
@@ -13925,7 +15467,7 @@
   <w:style w:type="paragraph" w:default="1" w:styleId="a">
     <w:name w:val="Normal"/>
     <w:qFormat/>
-    <w:rsid w:val="006E7582"/>
+    <w:rsid w:val="00E539E8"/>
     <w:pPr>
       <w:widowControl w:val="0"/>
       <w:spacing w:line="300" w:lineRule="auto"/>
@@ -14534,6 +16076,16 @@
       <w:szCs w:val="24"/>
     </w:rPr>
   </w:style>
+  <w:style w:type="character" w:styleId="afa">
+    <w:name w:val="Placeholder Text"/>
+    <w:basedOn w:val="a0"/>
+    <w:uiPriority w:val="99"/>
+    <w:unhideWhenUsed/>
+    <w:rsid w:val="0098193F"/>
+    <w:rPr>
+      <w:color w:val="666666"/>
+    </w:rPr>
+  </w:style>
 </w:styles>
 </file>
 
